--- a/frontend/public/templates/shift_change_form.docx
+++ b/frontend/public/templates/shift_change_form.docx
@@ -1,6 +1,6 @@
 
 <file path=word/document.xml><?xml version="1.0" encoding="utf-8"?>
-<w:document xmlns:wpc="http://schemas.microsoft.com/office/word/2010/wordprocessingCanvas" xmlns:cx="http://schemas.microsoft.com/office/drawing/2014/chartex" xmlns:cx1="http://schemas.microsoft.com/office/drawing/2015/9/8/chartex" xmlns:mc="http://schemas.openxmlformats.org/markup-compatibility/2006" xmlns:o="urn:schemas-microsoft-com:office:office" xmlns:r="http://schemas.openxmlformats.org/officeDocument/2006/relationships" xmlns:m="http://schemas.openxmlformats.org/officeDocument/2006/math" xmlns:v="urn:schemas-microsoft-com:vml" xmlns:wp14="http://schemas.microsoft.com/office/word/2010/wordprocessingDrawing" xmlns:wp="http://schemas.openxmlformats.org/drawingml/2006/wordprocessingDrawing" xmlns:w10="urn:schemas-microsoft-com:office:word" xmlns:w="http://schemas.openxmlformats.org/wordprocessingml/2006/main" xmlns:w14="http://schemas.microsoft.com/office/word/2010/wordml" xmlns:w15="http://schemas.microsoft.com/office/word/2012/wordml" xmlns:w16se="http://schemas.microsoft.com/office/word/2015/wordml/symex" xmlns:wpg="http://schemas.microsoft.com/office/word/2010/wordprocessingGroup" xmlns:wpi="http://schemas.microsoft.com/office/word/2010/wordprocessingInk" xmlns:wne="http://schemas.microsoft.com/office/word/2006/wordml" xmlns:wps="http://schemas.microsoft.com/office/word/2010/wordprocessingShape" mc:Ignorable="w14 w15 w16se wp14">
+<w:document xmlns:wpc="http://schemas.microsoft.com/office/word/2010/wordprocessingCanvas" xmlns:cx="http://schemas.microsoft.com/office/drawing/2014/chartex" xmlns:cx1="http://schemas.microsoft.com/office/drawing/2015/9/8/chartex" xmlns:cx2="http://schemas.microsoft.com/office/drawing/2015/10/21/chartex" xmlns:cx3="http://schemas.microsoft.com/office/drawing/2016/5/9/chartex" xmlns:cx4="http://schemas.microsoft.com/office/drawing/2016/5/10/chartex" xmlns:cx5="http://schemas.microsoft.com/office/drawing/2016/5/11/chartex" xmlns:cx6="http://schemas.microsoft.com/office/drawing/2016/5/12/chartex" xmlns:cx7="http://schemas.microsoft.com/office/drawing/2016/5/13/chartex" xmlns:cx8="http://schemas.microsoft.com/office/drawing/2016/5/14/chartex" xmlns:mc="http://schemas.openxmlformats.org/markup-compatibility/2006" xmlns:aink="http://schemas.microsoft.com/office/drawing/2016/ink" xmlns:am3d="http://schemas.microsoft.com/office/drawing/2017/model3d" xmlns:o="urn:schemas-microsoft-com:office:office" xmlns:r="http://schemas.openxmlformats.org/officeDocument/2006/relationships" xmlns:m="http://schemas.openxmlformats.org/officeDocument/2006/math" xmlns:v="urn:schemas-microsoft-com:vml" xmlns:wp14="http://schemas.microsoft.com/office/word/2010/wordprocessingDrawing" xmlns:wp="http://schemas.openxmlformats.org/drawingml/2006/wordprocessingDrawing" xmlns:w10="urn:schemas-microsoft-com:office:word" xmlns:w="http://schemas.openxmlformats.org/wordprocessingml/2006/main" xmlns:w14="http://schemas.microsoft.com/office/word/2010/wordml" xmlns:w15="http://schemas.microsoft.com/office/word/2012/wordml" xmlns:w16cex="http://schemas.microsoft.com/office/word/2018/wordml/cex" xmlns:w16cid="http://schemas.microsoft.com/office/word/2016/wordml/cid" xmlns:w16="http://schemas.microsoft.com/office/word/2018/wordml" xmlns:w16sdtdh="http://schemas.microsoft.com/office/word/2020/wordml/sdtdatahash" xmlns:w16se="http://schemas.microsoft.com/office/word/2015/wordml/symex" xmlns:wpg="http://schemas.microsoft.com/office/word/2010/wordprocessingGroup" xmlns:wpi="http://schemas.microsoft.com/office/word/2010/wordprocessingInk" xmlns:wne="http://schemas.microsoft.com/office/word/2006/wordml" xmlns:wps="http://schemas.microsoft.com/office/word/2010/wordprocessingShape" mc:Ignorable="w14 w15 w16se w16cid w16 w16cex w16sdtdh wp14">
   <w:body>
     <w:p>
       <w:pPr>
@@ -18,7 +18,7 @@
         <mc:AlternateContent>
           <mc:Choice Requires="wps">
             <w:drawing>
-              <wp:anchor distT="45720" distB="45720" distL="114300" distR="114300" simplePos="0" relativeHeight="251662336" behindDoc="0" locked="0" layoutInCell="1" allowOverlap="1" wp14:anchorId="3E82959D" wp14:editId="32B28552">
+              <wp:anchor distT="45720" distB="45720" distL="114300" distR="114300" simplePos="0" relativeHeight="251662336" behindDoc="0" locked="0" layoutInCell="1" allowOverlap="1" wp14:anchorId="1ABA7F6A" wp14:editId="7FB6BFB9">
                 <wp:simplePos x="0" y="0"/>
                 <wp:positionH relativeFrom="margin">
                   <wp:align>right</wp:align>
@@ -130,7 +130,7 @@
           </mc:Choice>
           <mc:Fallback>
             <w:pict>
-              <v:shapetype w14:anchorId="3E82959D" id="_x0000_t202" coordsize="21600,21600" o:spt="202" path="m,l,21600r21600,l21600,xe">
+              <v:shapetype w14:anchorId="1ABA7F6A" id="_x0000_t202" coordsize="21600,21600" o:spt="202" path="m,l,21600r21600,l21600,xe">
                 <v:stroke joinstyle="miter"/>
                 <v:path gradientshapeok="t" o:connecttype="rect"/>
               </v:shapetype>
@@ -205,7 +205,7 @@
           <w:noProof/>
         </w:rPr>
         <w:drawing>
-          <wp:anchor distT="0" distB="0" distL="114300" distR="114300" simplePos="0" relativeHeight="251658240" behindDoc="1" locked="0" layoutInCell="1" allowOverlap="1">
+          <wp:anchor distT="0" distB="0" distL="114300" distR="114300" simplePos="0" relativeHeight="251658240" behindDoc="1" locked="0" layoutInCell="1" allowOverlap="1" wp14:anchorId="20E62195" wp14:editId="37A310E5">
             <wp:simplePos x="0" y="0"/>
             <wp:positionH relativeFrom="margin">
               <wp:posOffset>0</wp:posOffset>
@@ -711,7 +711,7 @@
         <mc:AlternateContent>
           <mc:Choice Requires="wps">
             <w:drawing>
-              <wp:anchor distT="0" distB="0" distL="114300" distR="114300" simplePos="0" relativeHeight="251660288" behindDoc="0" locked="0" layoutInCell="1" allowOverlap="1" wp14:anchorId="7B74D38C" wp14:editId="4BE4AE46">
+              <wp:anchor distT="0" distB="0" distL="114300" distR="114300" simplePos="0" relativeHeight="251660288" behindDoc="0" locked="0" layoutInCell="1" allowOverlap="1" wp14:anchorId="05CBEAC6" wp14:editId="7AFA6FA3">
                 <wp:simplePos x="0" y="0"/>
                 <wp:positionH relativeFrom="column">
                   <wp:posOffset>-662305</wp:posOffset>
@@ -871,7 +871,7 @@
           </mc:Choice>
           <mc:Fallback>
             <w:pict>
-              <v:shape w14:anchorId="7B74D38C" id="Text Box 3" o:spid="_x0000_s1027" type="#_x0000_t202" style="position:absolute;left:0;text-align:left;margin-left:-52.15pt;margin-top:23.1pt;width:215.25pt;height:115.5pt;z-index:251660288;visibility:visible;mso-wrap-style:square;mso-width-percent:0;mso-height-percent:0;mso-wrap-distance-left:9pt;mso-wrap-distance-top:0;mso-wrap-distance-right:9pt;mso-wrap-distance-bottom:0;mso-position-horizontal:absolute;mso-position-horizontal-relative:text;mso-position-vertical:absolute;mso-position-vertical-relative:text;mso-width-percent:0;mso-height-percent:0;mso-width-relative:page;mso-height-relative:page;v-text-anchor:top" o:gfxdata="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" stroked="f">
+              <v:shape w14:anchorId="05CBEAC6" id="Text Box 3" o:spid="_x0000_s1027" type="#_x0000_t202" style="position:absolute;left:0;text-align:left;margin-left:-52.15pt;margin-top:23.1pt;width:215.25pt;height:115.5pt;z-index:251660288;visibility:visible;mso-wrap-style:square;mso-width-percent:0;mso-height-percent:0;mso-wrap-distance-left:9pt;mso-wrap-distance-top:0;mso-wrap-distance-right:9pt;mso-wrap-distance-bottom:0;mso-position-horizontal:absolute;mso-position-horizontal-relative:text;mso-position-vertical:absolute;mso-position-vertical-relative:text;mso-width-percent:0;mso-height-percent:0;mso-width-relative:page;mso-height-relative:page;v-text-anchor:top" o:gfxdata="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" stroked="f">
                 <v:textbox>
                   <w:txbxContent>
                     <w:p>
@@ -977,7 +977,22 @@
           <w:rFonts w:ascii="TH Sarabun New" w:hAnsi="TH Sarabun New" w:cs="TH Sarabun New"/>
           <w:cs/>
         </w:rPr>
-        <w:t xml:space="preserve">ลงชื่อ                                             ผู้มอบหมาย </w:t>
+        <w:t>ลงชื่อ</w:t>
+      </w:r>
+      <w:r>
+        <w:rPr>
+          <w:rFonts w:ascii="TH Sarabun New" w:hAnsi="TH Sarabun New" w:cs="TH Sarabun New"/>
+          <w:u w:val="dotted"/>
+          <w:cs/>
+        </w:rPr>
+        <w:t xml:space="preserve">                                             </w:t>
+      </w:r>
+      <w:r>
+        <w:rPr>
+          <w:rFonts w:ascii="TH Sarabun New" w:hAnsi="TH Sarabun New" w:cs="TH Sarabun New"/>
+          <w:cs/>
+        </w:rPr>
+        <w:t xml:space="preserve">ผู้มอบหมาย </w:t>
       </w:r>
     </w:p>
     <w:p>
@@ -1068,7 +1083,22 @@
           <w:rFonts w:ascii="TH Sarabun New" w:hAnsi="TH Sarabun New" w:cs="TH Sarabun New"/>
           <w:cs/>
         </w:rPr>
-        <w:t>ลงชื่อ                                             ผู้รับมอบหมาย</w:t>
+        <w:t>ลงชื่อ</w:t>
+      </w:r>
+      <w:r>
+        <w:rPr>
+          <w:rFonts w:ascii="TH Sarabun New" w:hAnsi="TH Sarabun New" w:cs="TH Sarabun New"/>
+          <w:u w:val="dotted"/>
+          <w:cs/>
+        </w:rPr>
+        <w:t xml:space="preserve">                                             </w:t>
+      </w:r>
+      <w:r>
+        <w:rPr>
+          <w:rFonts w:ascii="TH Sarabun New" w:hAnsi="TH Sarabun New" w:cs="TH Sarabun New"/>
+          <w:cs/>
+        </w:rPr>
+        <w:t>ผู้รับมอบหมาย</w:t>
       </w:r>
     </w:p>
     <w:p>
@@ -1167,8 +1197,6 @@
           <w:rFonts w:ascii="TH Sarabun New" w:hAnsi="TH Sarabun New" w:cs="TH Sarabun New"/>
         </w:rPr>
       </w:pPr>
-      <w:bookmarkStart w:id="0" w:name="_GoBack"/>
-      <w:bookmarkEnd w:id="0"/>
     </w:p>
     <w:sectPr>
       <w:pgSz w:w="11906" w:h="16838"/>
@@ -1181,7 +1209,7 @@
 </file>
 
 <file path=word/styles.xml><?xml version="1.0" encoding="utf-8"?>
-<w:styles xmlns:mc="http://schemas.openxmlformats.org/markup-compatibility/2006" xmlns:r="http://schemas.openxmlformats.org/officeDocument/2006/relationships" xmlns:w="http://schemas.openxmlformats.org/wordprocessingml/2006/main" xmlns:w14="http://schemas.microsoft.com/office/word/2010/wordml" xmlns:w15="http://schemas.microsoft.com/office/word/2012/wordml" xmlns:w16se="http://schemas.microsoft.com/office/word/2015/wordml/symex" mc:Ignorable="w14 w15 w16se">
+<w:styles xmlns:mc="http://schemas.openxmlformats.org/markup-compatibility/2006" xmlns:r="http://schemas.openxmlformats.org/officeDocument/2006/relationships" xmlns:w="http://schemas.openxmlformats.org/wordprocessingml/2006/main" xmlns:w14="http://schemas.microsoft.com/office/word/2010/wordml" xmlns:w15="http://schemas.microsoft.com/office/word/2012/wordml" xmlns:w16cex="http://schemas.microsoft.com/office/word/2018/wordml/cex" xmlns:w16cid="http://schemas.microsoft.com/office/word/2016/wordml/cid" xmlns:w16="http://schemas.microsoft.com/office/word/2018/wordml" xmlns:w16sdtdh="http://schemas.microsoft.com/office/word/2020/wordml/sdtdatahash" xmlns:w16se="http://schemas.microsoft.com/office/word/2015/wordml/symex" mc:Ignorable="w14 w15 w16se w16cid w16 w16cex w16sdtdh">
   <w:docDefaults>
     <w:rPrDefault>
       <w:rPr>
@@ -1197,7 +1225,7 @@
       </w:pPr>
     </w:pPrDefault>
   </w:docDefaults>
-  <w:latentStyles w:defLockedState="0" w:defUIPriority="99" w:defSemiHidden="0" w:defUnhideWhenUsed="0" w:defQFormat="0" w:count="371">
+  <w:latentStyles w:defLockedState="0" w:defUIPriority="99" w:defSemiHidden="0" w:defUnhideWhenUsed="0" w:defQFormat="0" w:count="376">
     <w:lsdException w:name="Normal" w:uiPriority="0" w:qFormat="1"/>
     <w:lsdException w:name="heading 1" w:uiPriority="9" w:qFormat="1"/>
     <w:lsdException w:name="heading 2" w:semiHidden="1" w:uiPriority="9" w:unhideWhenUsed="1" w:qFormat="1"/>
@@ -1303,7 +1331,6 @@
     <w:lsdException w:name="HTML Sample" w:semiHidden="1" w:unhideWhenUsed="1"/>
     <w:lsdException w:name="HTML Typewriter" w:semiHidden="1" w:unhideWhenUsed="1"/>
     <w:lsdException w:name="HTML Variable" w:semiHidden="1" w:unhideWhenUsed="1"/>
-    <w:lsdException w:name="Normal Table" w:semiHidden="1" w:unhideWhenUsed="1"/>
     <w:lsdException w:name="annotation subject" w:semiHidden="1" w:unhideWhenUsed="1"/>
     <w:lsdException w:name="No List" w:semiHidden="1" w:unhideWhenUsed="1"/>
     <w:lsdException w:name="Outline List 1" w:semiHidden="1" w:unhideWhenUsed="1"/>
@@ -1346,11 +1373,8 @@
     <w:lsdException w:name="Table Contemporary" w:semiHidden="1" w:unhideWhenUsed="1"/>
     <w:lsdException w:name="Table Elegant" w:semiHidden="1" w:unhideWhenUsed="1"/>
     <w:lsdException w:name="Table Professional" w:semiHidden="1" w:unhideWhenUsed="1"/>
-    <w:lsdException w:name="Table Subtle 1" w:semiHidden="1" w:unhideWhenUsed="1"/>
     <w:lsdException w:name="Table Subtle 2" w:semiHidden="1" w:unhideWhenUsed="1"/>
     <w:lsdException w:name="Table Web 1" w:semiHidden="1" w:unhideWhenUsed="1"/>
-    <w:lsdException w:name="Table Web 2" w:semiHidden="1" w:unhideWhenUsed="1"/>
-    <w:lsdException w:name="Table Web 3" w:semiHidden="1" w:unhideWhenUsed="1"/>
     <w:lsdException w:name="Balloon Text" w:semiHidden="1" w:unhideWhenUsed="1"/>
     <w:lsdException w:name="Table Grid" w:uiPriority="39"/>
     <w:lsdException w:name="Table Theme" w:semiHidden="1" w:unhideWhenUsed="1"/>
@@ -1569,18 +1593,23 @@
     <w:lsdException w:name="List Table 5 Dark Accent 6" w:uiPriority="50"/>
     <w:lsdException w:name="List Table 6 Colorful Accent 6" w:uiPriority="51"/>
     <w:lsdException w:name="List Table 7 Colorful Accent 6" w:uiPriority="52"/>
+    <w:lsdException w:name="Mention" w:semiHidden="1" w:unhideWhenUsed="1"/>
+    <w:lsdException w:name="Smart Hyperlink" w:semiHidden="1" w:unhideWhenUsed="1"/>
+    <w:lsdException w:name="Hashtag" w:semiHidden="1" w:unhideWhenUsed="1"/>
+    <w:lsdException w:name="Unresolved Mention" w:semiHidden="1" w:unhideWhenUsed="1"/>
+    <w:lsdException w:name="Smart Link" w:semiHidden="1" w:unhideWhenUsed="1"/>
   </w:latentStyles>
-  <w:style w:type="paragraph" w:default="1" w:styleId="a">
+  <w:style w:type="paragraph" w:default="1" w:styleId="Normal">
     <w:name w:val="Normal"/>
     <w:qFormat/>
   </w:style>
-  <w:style w:type="character" w:default="1" w:styleId="a0">
+  <w:style w:type="character" w:default="1" w:styleId="DefaultParagraphFont">
     <w:name w:val="Default Paragraph Font"/>
     <w:uiPriority w:val="1"/>
     <w:semiHidden/>
     <w:unhideWhenUsed/>
   </w:style>
-  <w:style w:type="table" w:default="1" w:styleId="a1">
+  <w:style w:type="table" w:default="1" w:styleId="TableNormal">
     <w:name w:val="Normal Table"/>
     <w:uiPriority w:val="99"/>
     <w:semiHidden/>
@@ -1595,7 +1624,7 @@
       </w:tblCellMar>
     </w:tblPr>
   </w:style>
-  <w:style w:type="numbering" w:default="1" w:styleId="a2">
+  <w:style w:type="numbering" w:default="1" w:styleId="NoList">
     <w:name w:val="No List"/>
     <w:uiPriority w:val="99"/>
     <w:semiHidden/>

--- a/frontend/public/templates/shift_change_form.docx
+++ b/frontend/public/templates/shift_change_form.docx
@@ -308,7 +308,34 @@
           <w:rFonts w:ascii="TH Sarabun New" w:hAnsi="TH Sarabun New" w:cs="TH Sarabun New"/>
           <w:cs/>
         </w:rPr>
-        <w:t xml:space="preserve">  สำนักอำนวยการประจำศาลจังหวัดประจวบคีรีขันธ์ </w:t>
+        <w:t xml:space="preserve">  สำนักอำนวยการประจำ</w:t>
+      </w:r>
+      <w:r>
+        <w:rPr>
+          <w:rFonts w:ascii="TH Sarabun New" w:hAnsi="TH Sarabun New" w:cs="TH Sarabun New"/>
+        </w:rPr>
+        <w:t>{</w:t>
+      </w:r>
+      <w:proofErr w:type="spellStart"/>
+      <w:r>
+        <w:rPr>
+          <w:rFonts w:ascii="TH Sarabun New" w:hAnsi="TH Sarabun New" w:cs="TH Sarabun New"/>
+        </w:rPr>
+        <w:t>agency_name</w:t>
+      </w:r>
+      <w:proofErr w:type="spellEnd"/>
+      <w:r>
+        <w:rPr>
+          <w:rFonts w:ascii="TH Sarabun New" w:hAnsi="TH Sarabun New" w:cs="TH Sarabun New"/>
+        </w:rPr>
+        <w:t>}</w:t>
+      </w:r>
+      <w:r>
+        <w:rPr>
+          <w:rFonts w:ascii="TH Sarabun New" w:hAnsi="TH Sarabun New" w:cs="TH Sarabun New"/>
+          <w:cs/>
+        </w:rPr>
+        <w:t xml:space="preserve"> </w:t>
       </w:r>
     </w:p>
     <w:p>
@@ -443,7 +470,27 @@
           <w:rFonts w:ascii="TH Sarabun New" w:hAnsi="TH Sarabun New" w:cs="TH Sarabun New"/>
           <w:cs/>
         </w:rPr>
-        <w:t xml:space="preserve">  ผู้อำนวยการสำนักอำนวยการศาลจังหวัดประจวบคีรีขันธ์</w:t>
+        <w:t xml:space="preserve">  ผู้อำนวยการสำนักอำนวยการ</w:t>
+      </w:r>
+      <w:r>
+        <w:rPr>
+          <w:rFonts w:ascii="TH Sarabun New" w:hAnsi="TH Sarabun New" w:cs="TH Sarabun New"/>
+        </w:rPr>
+        <w:t>{</w:t>
+      </w:r>
+      <w:proofErr w:type="spellStart"/>
+      <w:r>
+        <w:rPr>
+          <w:rFonts w:ascii="TH Sarabun New" w:hAnsi="TH Sarabun New" w:cs="TH Sarabun New"/>
+        </w:rPr>
+        <w:t>agency_name</w:t>
+      </w:r>
+      <w:proofErr w:type="spellEnd"/>
+      <w:r>
+        <w:rPr>
+          <w:rFonts w:ascii="TH Sarabun New" w:hAnsi="TH Sarabun New" w:cs="TH Sarabun New"/>
+        </w:rPr>
+        <w:t>}</w:t>
       </w:r>
     </w:p>
     <w:p>
@@ -705,22 +752,247 @@
       <w:r>
         <w:rPr>
           <w:rFonts w:ascii="TH Sarabun New" w:hAnsi="TH Sarabun New" w:cs="TH Sarabun New"/>
+          <w:cs/>
+        </w:rPr>
+        <w:t>ลงชื่อ</w:t>
+      </w:r>
+      <w:r>
+        <w:rPr>
+          <w:rFonts w:ascii="TH Sarabun New" w:hAnsi="TH Sarabun New" w:cs="TH Sarabun New"/>
+          <w:u w:val="dotted"/>
+          <w:cs/>
+        </w:rPr>
+        <w:t xml:space="preserve">                                             </w:t>
+      </w:r>
+      <w:r>
+        <w:rPr>
+          <w:rFonts w:ascii="TH Sarabun New" w:hAnsi="TH Sarabun New" w:cs="TH Sarabun New"/>
+          <w:cs/>
+        </w:rPr>
+        <w:t xml:space="preserve">ผู้มอบหมาย </w:t>
+      </w:r>
+    </w:p>
+    <w:p>
+      <w:pPr>
+        <w:spacing w:after="0" w:line="20" w:lineRule="atLeast"/>
+        <w:ind w:left="2835" w:right="-23"/>
+        <w:jc w:val="center"/>
+        <w:rPr>
+          <w:rFonts w:ascii="TH Sarabun New" w:hAnsi="TH Sarabun New" w:cs="TH Sarabun New"/>
+        </w:rPr>
+      </w:pPr>
+      <w:r>
+        <w:rPr>
+          <w:rFonts w:ascii="TH Sarabun New" w:hAnsi="TH Sarabun New" w:cs="TH Sarabun New"/>
+          <w:cs/>
+        </w:rPr>
+        <w:t>(</w:t>
+      </w:r>
+      <w:r>
+        <w:rPr>
+          <w:rFonts w:ascii="TH Sarabun New" w:hAnsi="TH Sarabun New" w:cs="TH Sarabun New"/>
+        </w:rPr>
+        <w:t>{</w:t>
+      </w:r>
+      <w:r>
+        <w:rPr>
+          <w:rFonts w:ascii="TH Sarabun New" w:hAnsi="TH Sarabun New" w:cs="TH Sarabun New"/>
+        </w:rPr>
+        <w:t>user1_name</w:t>
+      </w:r>
+      <w:r>
+        <w:rPr>
+          <w:rFonts w:ascii="TH Sarabun New" w:hAnsi="TH Sarabun New" w:cs="TH Sarabun New"/>
+        </w:rPr>
+        <w:t>}</w:t>
+      </w:r>
+      <w:r>
+        <w:rPr>
+          <w:rFonts w:ascii="TH Sarabun New" w:hAnsi="TH Sarabun New" w:cs="TH Sarabun New"/>
+          <w:cs/>
+        </w:rPr>
+        <w:t>)</w:t>
+      </w:r>
+    </w:p>
+    <w:p>
+      <w:pPr>
+        <w:spacing w:line="20" w:lineRule="atLeast"/>
+        <w:ind w:left="2835" w:right="-24"/>
+        <w:jc w:val="center"/>
+        <w:rPr>
+          <w:rFonts w:ascii="TH Sarabun New" w:hAnsi="TH Sarabun New" w:cs="TH Sarabun New"/>
+        </w:rPr>
+      </w:pPr>
+      <w:r>
+        <w:rPr>
+          <w:rFonts w:ascii="TH Sarabun New" w:hAnsi="TH Sarabun New" w:cs="TH Sarabun New"/>
+        </w:rPr>
+        <w:t>{user1_dep</w:t>
+      </w:r>
+      <w:r>
+        <w:rPr>
+          <w:rFonts w:ascii="TH Sarabun New" w:hAnsi="TH Sarabun New" w:cs="TH Sarabun New"/>
+        </w:rPr>
+        <w:t>}</w:t>
+      </w:r>
+    </w:p>
+    <w:p>
+      <w:pPr>
+        <w:spacing w:line="20" w:lineRule="atLeast"/>
+        <w:ind w:left="3544" w:right="684"/>
+        <w:jc w:val="center"/>
+        <w:rPr>
+          <w:rFonts w:ascii="TH Sarabun New" w:hAnsi="TH Sarabun New" w:cs="TH Sarabun New"/>
+        </w:rPr>
+      </w:pPr>
+    </w:p>
+    <w:p>
+      <w:pPr>
+        <w:spacing w:after="0" w:line="20" w:lineRule="atLeast"/>
+        <w:ind w:left="3686" w:right="-23"/>
+        <w:jc w:val="center"/>
+        <w:rPr>
+          <w:rFonts w:ascii="TH Sarabun New" w:hAnsi="TH Sarabun New" w:cs="TH Sarabun New"/>
+        </w:rPr>
+      </w:pPr>
+      <w:r>
+        <w:rPr>
+          <w:rFonts w:ascii="TH Sarabun New" w:hAnsi="TH Sarabun New" w:cs="TH Sarabun New"/>
+          <w:cs/>
+        </w:rPr>
+        <w:t>ลงชื่อ</w:t>
+      </w:r>
+      <w:r>
+        <w:rPr>
+          <w:rFonts w:ascii="TH Sarabun New" w:hAnsi="TH Sarabun New" w:cs="TH Sarabun New"/>
+          <w:u w:val="dotted"/>
+          <w:cs/>
+        </w:rPr>
+        <w:t xml:space="preserve">                                             </w:t>
+      </w:r>
+      <w:r>
+        <w:rPr>
+          <w:rFonts w:ascii="TH Sarabun New" w:hAnsi="TH Sarabun New" w:cs="TH Sarabun New"/>
+          <w:cs/>
+        </w:rPr>
+        <w:t>ผู้รับมอบหมาย</w:t>
+      </w:r>
+    </w:p>
+    <w:p>
+      <w:pPr>
+        <w:spacing w:after="0" w:line="20" w:lineRule="atLeast"/>
+        <w:ind w:left="2835" w:right="-23"/>
+        <w:jc w:val="center"/>
+        <w:rPr>
+          <w:rFonts w:ascii="TH Sarabun New" w:hAnsi="TH Sarabun New" w:cs="TH Sarabun New"/>
+        </w:rPr>
+      </w:pPr>
+      <w:r>
+        <w:rPr>
+          <w:rFonts w:ascii="TH Sarabun New" w:hAnsi="TH Sarabun New" w:cs="TH Sarabun New"/>
+          <w:cs/>
+        </w:rPr>
+        <w:t>(</w:t>
+      </w:r>
+      <w:r>
+        <w:rPr>
+          <w:rFonts w:ascii="TH Sarabun New" w:hAnsi="TH Sarabun New" w:cs="TH Sarabun New"/>
+        </w:rPr>
+        <w:t>{</w:t>
+      </w:r>
+      <w:r>
+        <w:rPr>
+          <w:rFonts w:ascii="TH Sarabun New" w:hAnsi="TH Sarabun New" w:cs="TH Sarabun New"/>
+        </w:rPr>
+        <w:t>user</w:t>
+      </w:r>
+      <w:r>
+        <w:rPr>
+          <w:rFonts w:ascii="TH Sarabun New" w:hAnsi="TH Sarabun New" w:cs="TH Sarabun New"/>
+        </w:rPr>
+        <w:t>2</w:t>
+      </w:r>
+      <w:r>
+        <w:rPr>
+          <w:rFonts w:ascii="TH Sarabun New" w:hAnsi="TH Sarabun New" w:cs="TH Sarabun New"/>
+        </w:rPr>
+        <w:t>_name</w:t>
+      </w:r>
+      <w:r>
+        <w:rPr>
+          <w:rFonts w:ascii="TH Sarabun New" w:hAnsi="TH Sarabun New" w:cs="TH Sarabun New"/>
+        </w:rPr>
+        <w:t>}</w:t>
+      </w:r>
+      <w:r>
+        <w:rPr>
+          <w:rFonts w:ascii="TH Sarabun New" w:hAnsi="TH Sarabun New" w:cs="TH Sarabun New"/>
+          <w:cs/>
+        </w:rPr>
+        <w:t>)</w:t>
+      </w:r>
+    </w:p>
+    <w:p>
+      <w:pPr>
+        <w:spacing w:line="20" w:lineRule="atLeast"/>
+        <w:ind w:left="2835" w:right="-24"/>
+        <w:jc w:val="center"/>
+        <w:rPr>
+          <w:rFonts w:ascii="TH Sarabun New" w:hAnsi="TH Sarabun New" w:cs="TH Sarabun New"/>
+        </w:rPr>
+      </w:pPr>
+      <w:r>
+        <w:rPr>
+          <w:rFonts w:ascii="TH Sarabun New" w:hAnsi="TH Sarabun New" w:cs="TH Sarabun New"/>
+        </w:rPr>
+        <w:t>{user</w:t>
+      </w:r>
+      <w:r>
+        <w:rPr>
+          <w:rFonts w:ascii="TH Sarabun New" w:hAnsi="TH Sarabun New" w:cs="TH Sarabun New"/>
+        </w:rPr>
+        <w:t>2</w:t>
+      </w:r>
+      <w:r>
+        <w:rPr>
+          <w:rFonts w:ascii="TH Sarabun New" w:hAnsi="TH Sarabun New" w:cs="TH Sarabun New"/>
+        </w:rPr>
+        <w:t>_dep</w:t>
+      </w:r>
+      <w:r>
+        <w:rPr>
+          <w:rFonts w:ascii="TH Sarabun New" w:hAnsi="TH Sarabun New" w:cs="TH Sarabun New"/>
+        </w:rPr>
+        <w:t>}</w:t>
+      </w:r>
+    </w:p>
+    <w:p>
+      <w:pPr>
+        <w:spacing w:line="20" w:lineRule="atLeast"/>
+        <w:ind w:right="-24"/>
+        <w:rPr>
+          <w:rFonts w:ascii="TH Sarabun New" w:hAnsi="TH Sarabun New" w:cs="TH Sarabun New"/>
+        </w:rPr>
+      </w:pPr>
+      <w:r>
+        <w:rPr>
+          <w:rFonts w:ascii="TH Sarabun New" w:hAnsi="TH Sarabun New" w:cs="TH Sarabun New"/>
           <w:noProof/>
           <w:highlight w:val="yellow"/>
         </w:rPr>
         <mc:AlternateContent>
           <mc:Choice Requires="wps">
             <w:drawing>
-              <wp:anchor distT="0" distB="0" distL="114300" distR="114300" simplePos="0" relativeHeight="251660288" behindDoc="0" locked="0" layoutInCell="1" allowOverlap="1" wp14:anchorId="05CBEAC6" wp14:editId="7AFA6FA3">
+              <wp:anchor distT="0" distB="0" distL="114300" distR="114300" simplePos="0" relativeHeight="251660288" behindDoc="0" locked="0" layoutInCell="1" allowOverlap="1" wp14:anchorId="05CBEAC6" wp14:editId="6DD3FC48">
                 <wp:simplePos x="0" y="0"/>
                 <wp:positionH relativeFrom="column">
-                  <wp:posOffset>-662305</wp:posOffset>
+                  <wp:posOffset>-214630</wp:posOffset>
                 </wp:positionH>
                 <wp:positionV relativeFrom="paragraph">
-                  <wp:posOffset>293371</wp:posOffset>
+                  <wp:posOffset>475615</wp:posOffset>
                 </wp:positionV>
-                <wp:extent cx="2733675" cy="1466850"/>
-                <wp:effectExtent l="0" t="0" r="9525" b="0"/>
+                <wp:extent cx="3295650" cy="2295525"/>
+                <wp:effectExtent l="0" t="0" r="0" b="9525"/>
                 <wp:wrapNone/>
                 <wp:docPr id="3" name="Text Box 3"/>
                 <wp:cNvGraphicFramePr>
@@ -735,7 +1007,7 @@
                       <wps:spPr bwMode="auto">
                         <a:xfrm>
                           <a:off x="0" y="0"/>
-                          <a:ext cx="2733675" cy="1466850"/>
+                          <a:ext cx="3295650" cy="2295525"/>
                         </a:xfrm>
                         <a:prstGeom prst="rect">
                           <a:avLst/>
@@ -836,6 +1108,7 @@
                           </w:p>
                           <w:p>
                             <w:pPr>
+                              <w:jc w:val="center"/>
                               <w:rPr>
                                 <w:rFonts w:ascii="TH Sarabun New" w:hAnsi="TH Sarabun New" w:cs="TH Sarabun New"/>
                                 <w:b/>
@@ -849,7 +1122,70 @@
                                 <w:bCs/>
                                 <w:cs/>
                               </w:rPr>
-                              <w:t xml:space="preserve">       .....................................................................</w:t>
+                              <w:t>...............................................................</w:t>
+                            </w:r>
+                          </w:p>
+                          <w:p>
+                            <w:pPr>
+                              <w:jc w:val="center"/>
+                              <w:rPr>
+                                <w:rFonts w:ascii="TH Sarabun New" w:hAnsi="TH Sarabun New" w:cs="TH Sarabun New"/>
+                                <w:b/>
+                                <w:bCs/>
+                              </w:rPr>
+                            </w:pPr>
+                            <w:r>
+                              <w:rPr>
+                                <w:rFonts w:ascii="TH Sarabun New" w:hAnsi="TH Sarabun New" w:cs="TH Sarabun New"/>
+                                <w:b/>
+                                <w:bCs/>
+                              </w:rPr>
+                              <w:t>({</w:t>
+                            </w:r>
+                            <w:proofErr w:type="spellStart"/>
+                            <w:r>
+                              <w:rPr>
+                                <w:rFonts w:ascii="TH Sarabun New" w:hAnsi="TH Sarabun New" w:cs="TH Sarabun New"/>
+                                <w:b/>
+                                <w:bCs/>
+                              </w:rPr>
+                              <w:t>director_name</w:t>
+                            </w:r>
+                            <w:proofErr w:type="spellEnd"/>
+                            <w:r>
+                              <w:rPr>
+                                <w:rFonts w:ascii="TH Sarabun New" w:hAnsi="TH Sarabun New" w:cs="TH Sarabun New"/>
+                                <w:b/>
+                                <w:bCs/>
+                              </w:rPr>
+                              <w:t>})</w:t>
+                            </w:r>
+                            <w:r>
+                              <w:rPr>
+                                <w:rFonts w:ascii="TH Sarabun New" w:hAnsi="TH Sarabun New" w:cs="TH Sarabun New"/>
+                                <w:b/>
+                                <w:bCs/>
+                              </w:rPr>
+                              <w:br/>
+                              <w:t>{</w:t>
+                            </w:r>
+                            <w:proofErr w:type="spellStart"/>
+                            <w:r>
+                              <w:rPr>
+                                <w:rFonts w:ascii="TH Sarabun New" w:hAnsi="TH Sarabun New" w:cs="TH Sarabun New"/>
+                                <w:b/>
+                                <w:bCs/>
+                              </w:rPr>
+                              <w:t>director_position</w:t>
+                            </w:r>
+                            <w:proofErr w:type="spellEnd"/>
+                            <w:r>
+                              <w:rPr>
+                                <w:rFonts w:ascii="TH Sarabun New" w:hAnsi="TH Sarabun New" w:cs="TH Sarabun New"/>
+                                <w:b/>
+                                <w:bCs/>
+                              </w:rPr>
+                              <w:t>}</w:t>
                             </w:r>
                           </w:p>
                         </w:txbxContent>
@@ -871,7 +1207,7 @@
           </mc:Choice>
           <mc:Fallback>
             <w:pict>
-              <v:shape w14:anchorId="05CBEAC6" id="Text Box 3" o:spid="_x0000_s1027" type="#_x0000_t202" style="position:absolute;left:0;text-align:left;margin-left:-52.15pt;margin-top:23.1pt;width:215.25pt;height:115.5pt;z-index:251660288;visibility:visible;mso-wrap-style:square;mso-width-percent:0;mso-height-percent:0;mso-wrap-distance-left:9pt;mso-wrap-distance-top:0;mso-wrap-distance-right:9pt;mso-wrap-distance-bottom:0;mso-position-horizontal:absolute;mso-position-horizontal-relative:text;mso-position-vertical:absolute;mso-position-vertical-relative:text;mso-width-percent:0;mso-height-percent:0;mso-width-relative:page;mso-height-relative:page;v-text-anchor:top" o:gfxdata="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" stroked="f">
+              <v:shape w14:anchorId="05CBEAC6" id="Text Box 3" o:spid="_x0000_s1027" type="#_x0000_t202" style="position:absolute;margin-left:-16.9pt;margin-top:37.45pt;width:259.5pt;height:180.75pt;z-index:251660288;visibility:visible;mso-wrap-style:square;mso-width-percent:0;mso-height-percent:0;mso-wrap-distance-left:9pt;mso-wrap-distance-top:0;mso-wrap-distance-right:9pt;mso-wrap-distance-bottom:0;mso-position-horizontal:absolute;mso-position-horizontal-relative:text;mso-position-vertical:absolute;mso-position-vertical-relative:text;mso-width-percent:0;mso-height-percent:0;mso-width-relative:page;mso-height-relative:page;v-text-anchor:top" o:gfxdata="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" stroked="f">
                 <v:textbox>
                   <w:txbxContent>
                     <w:p>
@@ -949,6 +1285,7 @@
                     </w:p>
                     <w:p>
                       <w:pPr>
+                        <w:jc w:val="center"/>
                         <w:rPr>
                           <w:rFonts w:ascii="TH Sarabun New" w:hAnsi="TH Sarabun New" w:cs="TH Sarabun New"/>
                           <w:b/>
@@ -962,7 +1299,70 @@
                           <w:bCs/>
                           <w:cs/>
                         </w:rPr>
-                        <w:t xml:space="preserve">       .....................................................................</w:t>
+                        <w:t>...............................................................</w:t>
+                      </w:r>
+                    </w:p>
+                    <w:p>
+                      <w:pPr>
+                        <w:jc w:val="center"/>
+                        <w:rPr>
+                          <w:rFonts w:ascii="TH Sarabun New" w:hAnsi="TH Sarabun New" w:cs="TH Sarabun New"/>
+                          <w:b/>
+                          <w:bCs/>
+                        </w:rPr>
+                      </w:pPr>
+                      <w:r>
+                        <w:rPr>
+                          <w:rFonts w:ascii="TH Sarabun New" w:hAnsi="TH Sarabun New" w:cs="TH Sarabun New"/>
+                          <w:b/>
+                          <w:bCs/>
+                        </w:rPr>
+                        <w:t>({</w:t>
+                      </w:r>
+                      <w:proofErr w:type="spellStart"/>
+                      <w:r>
+                        <w:rPr>
+                          <w:rFonts w:ascii="TH Sarabun New" w:hAnsi="TH Sarabun New" w:cs="TH Sarabun New"/>
+                          <w:b/>
+                          <w:bCs/>
+                        </w:rPr>
+                        <w:t>director_name</w:t>
+                      </w:r>
+                      <w:proofErr w:type="spellEnd"/>
+                      <w:r>
+                        <w:rPr>
+                          <w:rFonts w:ascii="TH Sarabun New" w:hAnsi="TH Sarabun New" w:cs="TH Sarabun New"/>
+                          <w:b/>
+                          <w:bCs/>
+                        </w:rPr>
+                        <w:t>})</w:t>
+                      </w:r>
+                      <w:r>
+                        <w:rPr>
+                          <w:rFonts w:ascii="TH Sarabun New" w:hAnsi="TH Sarabun New" w:cs="TH Sarabun New"/>
+                          <w:b/>
+                          <w:bCs/>
+                        </w:rPr>
+                        <w:br/>
+                        <w:t>{</w:t>
+                      </w:r>
+                      <w:proofErr w:type="spellStart"/>
+                      <w:r>
+                        <w:rPr>
+                          <w:rFonts w:ascii="TH Sarabun New" w:hAnsi="TH Sarabun New" w:cs="TH Sarabun New"/>
+                          <w:b/>
+                          <w:bCs/>
+                        </w:rPr>
+                        <w:t>director_position</w:t>
+                      </w:r>
+                      <w:proofErr w:type="spellEnd"/>
+                      <w:r>
+                        <w:rPr>
+                          <w:rFonts w:ascii="TH Sarabun New" w:hAnsi="TH Sarabun New" w:cs="TH Sarabun New"/>
+                          <w:b/>
+                          <w:bCs/>
+                        </w:rPr>
+                        <w:t>}</w:t>
                       </w:r>
                     </w:p>
                   </w:txbxContent>
@@ -972,231 +1372,6 @@
           </mc:Fallback>
         </mc:AlternateContent>
       </w:r>
-      <w:r>
-        <w:rPr>
-          <w:rFonts w:ascii="TH Sarabun New" w:hAnsi="TH Sarabun New" w:cs="TH Sarabun New"/>
-          <w:cs/>
-        </w:rPr>
-        <w:t>ลงชื่อ</w:t>
-      </w:r>
-      <w:r>
-        <w:rPr>
-          <w:rFonts w:ascii="TH Sarabun New" w:hAnsi="TH Sarabun New" w:cs="TH Sarabun New"/>
-          <w:u w:val="dotted"/>
-          <w:cs/>
-        </w:rPr>
-        <w:t xml:space="preserve">                                             </w:t>
-      </w:r>
-      <w:r>
-        <w:rPr>
-          <w:rFonts w:ascii="TH Sarabun New" w:hAnsi="TH Sarabun New" w:cs="TH Sarabun New"/>
-          <w:cs/>
-        </w:rPr>
-        <w:t xml:space="preserve">ผู้มอบหมาย </w:t>
-      </w:r>
-    </w:p>
-    <w:p>
-      <w:pPr>
-        <w:spacing w:after="0" w:line="20" w:lineRule="atLeast"/>
-        <w:ind w:left="2835" w:right="-23"/>
-        <w:jc w:val="center"/>
-        <w:rPr>
-          <w:rFonts w:ascii="TH Sarabun New" w:hAnsi="TH Sarabun New" w:cs="TH Sarabun New"/>
-        </w:rPr>
-      </w:pPr>
-      <w:r>
-        <w:rPr>
-          <w:rFonts w:ascii="TH Sarabun New" w:hAnsi="TH Sarabun New" w:cs="TH Sarabun New"/>
-          <w:cs/>
-        </w:rPr>
-        <w:t>(</w:t>
-      </w:r>
-      <w:r>
-        <w:rPr>
-          <w:rFonts w:ascii="TH Sarabun New" w:hAnsi="TH Sarabun New" w:cs="TH Sarabun New"/>
-        </w:rPr>
-        <w:t>{</w:t>
-      </w:r>
-      <w:r>
-        <w:rPr>
-          <w:rFonts w:ascii="TH Sarabun New" w:hAnsi="TH Sarabun New" w:cs="TH Sarabun New"/>
-        </w:rPr>
-        <w:t>user1_name</w:t>
-      </w:r>
-      <w:r>
-        <w:rPr>
-          <w:rFonts w:ascii="TH Sarabun New" w:hAnsi="TH Sarabun New" w:cs="TH Sarabun New"/>
-        </w:rPr>
-        <w:t>}</w:t>
-      </w:r>
-      <w:r>
-        <w:rPr>
-          <w:rFonts w:ascii="TH Sarabun New" w:hAnsi="TH Sarabun New" w:cs="TH Sarabun New"/>
-          <w:cs/>
-        </w:rPr>
-        <w:t>)</w:t>
-      </w:r>
-    </w:p>
-    <w:p>
-      <w:pPr>
-        <w:spacing w:line="20" w:lineRule="atLeast"/>
-        <w:ind w:left="2835" w:right="-24"/>
-        <w:jc w:val="center"/>
-        <w:rPr>
-          <w:rFonts w:ascii="TH Sarabun New" w:hAnsi="TH Sarabun New" w:cs="TH Sarabun New"/>
-        </w:rPr>
-      </w:pPr>
-      <w:r>
-        <w:rPr>
-          <w:rFonts w:ascii="TH Sarabun New" w:hAnsi="TH Sarabun New" w:cs="TH Sarabun New"/>
-        </w:rPr>
-        <w:t>{user1_dep</w:t>
-      </w:r>
-      <w:r>
-        <w:rPr>
-          <w:rFonts w:ascii="TH Sarabun New" w:hAnsi="TH Sarabun New" w:cs="TH Sarabun New"/>
-        </w:rPr>
-        <w:t>}</w:t>
-      </w:r>
-    </w:p>
-    <w:p>
-      <w:pPr>
-        <w:spacing w:line="20" w:lineRule="atLeast"/>
-        <w:ind w:left="3544" w:right="684"/>
-        <w:jc w:val="center"/>
-        <w:rPr>
-          <w:rFonts w:ascii="TH Sarabun New" w:hAnsi="TH Sarabun New" w:cs="TH Sarabun New"/>
-        </w:rPr>
-      </w:pPr>
-    </w:p>
-    <w:p>
-      <w:pPr>
-        <w:spacing w:after="0" w:line="20" w:lineRule="atLeast"/>
-        <w:ind w:left="3686" w:right="-23"/>
-        <w:jc w:val="center"/>
-        <w:rPr>
-          <w:rFonts w:ascii="TH Sarabun New" w:hAnsi="TH Sarabun New" w:cs="TH Sarabun New"/>
-        </w:rPr>
-      </w:pPr>
-      <w:r>
-        <w:rPr>
-          <w:rFonts w:ascii="TH Sarabun New" w:hAnsi="TH Sarabun New" w:cs="TH Sarabun New"/>
-          <w:cs/>
-        </w:rPr>
-        <w:t>ลงชื่อ</w:t>
-      </w:r>
-      <w:r>
-        <w:rPr>
-          <w:rFonts w:ascii="TH Sarabun New" w:hAnsi="TH Sarabun New" w:cs="TH Sarabun New"/>
-          <w:u w:val="dotted"/>
-          <w:cs/>
-        </w:rPr>
-        <w:t xml:space="preserve">                                             </w:t>
-      </w:r>
-      <w:r>
-        <w:rPr>
-          <w:rFonts w:ascii="TH Sarabun New" w:hAnsi="TH Sarabun New" w:cs="TH Sarabun New"/>
-          <w:cs/>
-        </w:rPr>
-        <w:t>ผู้รับมอบหมาย</w:t>
-      </w:r>
-    </w:p>
-    <w:p>
-      <w:pPr>
-        <w:spacing w:after="0" w:line="20" w:lineRule="atLeast"/>
-        <w:ind w:left="2835" w:right="-23"/>
-        <w:jc w:val="center"/>
-        <w:rPr>
-          <w:rFonts w:ascii="TH Sarabun New" w:hAnsi="TH Sarabun New" w:cs="TH Sarabun New"/>
-        </w:rPr>
-      </w:pPr>
-      <w:r>
-        <w:rPr>
-          <w:rFonts w:ascii="TH Sarabun New" w:hAnsi="TH Sarabun New" w:cs="TH Sarabun New"/>
-          <w:cs/>
-        </w:rPr>
-        <w:t>(</w:t>
-      </w:r>
-      <w:r>
-        <w:rPr>
-          <w:rFonts w:ascii="TH Sarabun New" w:hAnsi="TH Sarabun New" w:cs="TH Sarabun New"/>
-        </w:rPr>
-        <w:t>{</w:t>
-      </w:r>
-      <w:r>
-        <w:rPr>
-          <w:rFonts w:ascii="TH Sarabun New" w:hAnsi="TH Sarabun New" w:cs="TH Sarabun New"/>
-        </w:rPr>
-        <w:t>user</w:t>
-      </w:r>
-      <w:r>
-        <w:rPr>
-          <w:rFonts w:ascii="TH Sarabun New" w:hAnsi="TH Sarabun New" w:cs="TH Sarabun New"/>
-        </w:rPr>
-        <w:t>2</w:t>
-      </w:r>
-      <w:r>
-        <w:rPr>
-          <w:rFonts w:ascii="TH Sarabun New" w:hAnsi="TH Sarabun New" w:cs="TH Sarabun New"/>
-        </w:rPr>
-        <w:t>_name</w:t>
-      </w:r>
-      <w:r>
-        <w:rPr>
-          <w:rFonts w:ascii="TH Sarabun New" w:hAnsi="TH Sarabun New" w:cs="TH Sarabun New"/>
-        </w:rPr>
-        <w:t>}</w:t>
-      </w:r>
-      <w:r>
-        <w:rPr>
-          <w:rFonts w:ascii="TH Sarabun New" w:hAnsi="TH Sarabun New" w:cs="TH Sarabun New"/>
-          <w:cs/>
-        </w:rPr>
-        <w:t>)</w:t>
-      </w:r>
-    </w:p>
-    <w:p>
-      <w:pPr>
-        <w:spacing w:line="20" w:lineRule="atLeast"/>
-        <w:ind w:left="2835" w:right="-24"/>
-        <w:jc w:val="center"/>
-        <w:rPr>
-          <w:rFonts w:ascii="TH Sarabun New" w:hAnsi="TH Sarabun New" w:cs="TH Sarabun New"/>
-        </w:rPr>
-      </w:pPr>
-      <w:r>
-        <w:rPr>
-          <w:rFonts w:ascii="TH Sarabun New" w:hAnsi="TH Sarabun New" w:cs="TH Sarabun New"/>
-        </w:rPr>
-        <w:t>{user</w:t>
-      </w:r>
-      <w:r>
-        <w:rPr>
-          <w:rFonts w:ascii="TH Sarabun New" w:hAnsi="TH Sarabun New" w:cs="TH Sarabun New"/>
-        </w:rPr>
-        <w:t>2</w:t>
-      </w:r>
-      <w:r>
-        <w:rPr>
-          <w:rFonts w:ascii="TH Sarabun New" w:hAnsi="TH Sarabun New" w:cs="TH Sarabun New"/>
-        </w:rPr>
-        <w:t>_dep</w:t>
-      </w:r>
-      <w:r>
-        <w:rPr>
-          <w:rFonts w:ascii="TH Sarabun New" w:hAnsi="TH Sarabun New" w:cs="TH Sarabun New"/>
-        </w:rPr>
-        <w:t>}</w:t>
-      </w:r>
-    </w:p>
-    <w:p>
-      <w:pPr>
-        <w:spacing w:line="20" w:lineRule="atLeast"/>
-        <w:ind w:right="-24"/>
-        <w:rPr>
-          <w:rFonts w:ascii="TH Sarabun New" w:hAnsi="TH Sarabun New" w:cs="TH Sarabun New"/>
-        </w:rPr>
-      </w:pPr>
     </w:p>
     <w:sectPr>
       <w:pgSz w:w="11906" w:h="16838"/>
@@ -1331,6 +1506,7 @@
     <w:lsdException w:name="HTML Sample" w:semiHidden="1" w:unhideWhenUsed="1"/>
     <w:lsdException w:name="HTML Typewriter" w:semiHidden="1" w:unhideWhenUsed="1"/>
     <w:lsdException w:name="HTML Variable" w:semiHidden="1" w:unhideWhenUsed="1"/>
+    <w:lsdException w:name="Normal Table" w:semiHidden="1" w:unhideWhenUsed="1"/>
     <w:lsdException w:name="annotation subject" w:semiHidden="1" w:unhideWhenUsed="1"/>
     <w:lsdException w:name="No List" w:semiHidden="1" w:unhideWhenUsed="1"/>
     <w:lsdException w:name="Outline List 1" w:semiHidden="1" w:unhideWhenUsed="1"/>
@@ -1373,8 +1549,11 @@
     <w:lsdException w:name="Table Contemporary" w:semiHidden="1" w:unhideWhenUsed="1"/>
     <w:lsdException w:name="Table Elegant" w:semiHidden="1" w:unhideWhenUsed="1"/>
     <w:lsdException w:name="Table Professional" w:semiHidden="1" w:unhideWhenUsed="1"/>
+    <w:lsdException w:name="Table Subtle 1" w:semiHidden="1" w:unhideWhenUsed="1"/>
     <w:lsdException w:name="Table Subtle 2" w:semiHidden="1" w:unhideWhenUsed="1"/>
     <w:lsdException w:name="Table Web 1" w:semiHidden="1" w:unhideWhenUsed="1"/>
+    <w:lsdException w:name="Table Web 2" w:semiHidden="1" w:unhideWhenUsed="1"/>
+    <w:lsdException w:name="Table Web 3" w:semiHidden="1" w:unhideWhenUsed="1"/>
     <w:lsdException w:name="Balloon Text" w:semiHidden="1" w:unhideWhenUsed="1"/>
     <w:lsdException w:name="Table Grid" w:uiPriority="39"/>
     <w:lsdException w:name="Table Theme" w:semiHidden="1" w:unhideWhenUsed="1"/>

--- a/frontend/public/templates/shift_change_form.docx
+++ b/frontend/public/templates/shift_change_form.docx
@@ -739,6 +739,26 @@
           <w:cs/>
         </w:rPr>
         <w:t>จึงเรียนมาเพื่อโปรดพิจารณาอนุญาต</w:t>
+      </w:r>
+      <w:r>
+        <w:rPr>
+          <w:rFonts w:ascii="TH Sarabun New" w:hAnsi="TH Sarabun New" w:cs="TH Sarabun New"/>
+        </w:rPr>
+        <w:t xml:space="preserve"> {</w:t>
+      </w:r>
+      <w:proofErr w:type="spellStart"/>
+      <w:r>
+        <w:rPr>
+          <w:rFonts w:ascii="TH Sarabun New" w:hAnsi="TH Sarabun New" w:cs="TH Sarabun New"/>
+        </w:rPr>
+        <w:t>ref_change_no</w:t>
+      </w:r>
+      <w:proofErr w:type="spellEnd"/>
+      <w:r>
+        <w:rPr>
+          <w:rFonts w:ascii="TH Sarabun New" w:hAnsi="TH Sarabun New" w:cs="TH Sarabun New"/>
+        </w:rPr>
+        <w:t>}</w:t>
       </w:r>
     </w:p>
     <w:p>

--- a/frontend/public/templates/shift_change_form.docx
+++ b/frontend/public/templates/shift_change_form.docx
@@ -6,9 +6,6 @@
       <w:pPr>
         <w:spacing w:line="20" w:lineRule="atLeast"/>
         <w:jc w:val="center"/>
-        <w:rPr>
-          <w:rFonts w:ascii="TH Sarabun New" w:hAnsi="TH Sarabun New" w:cs="TH Sarabun New"/>
-        </w:rPr>
       </w:pPr>
       <w:r>
         <w:rPr>
@@ -18,15 +15,15 @@
         <mc:AlternateContent>
           <mc:Choice Requires="wps">
             <w:drawing>
-              <wp:anchor distT="45720" distB="45720" distL="114300" distR="114300" simplePos="0" relativeHeight="251662336" behindDoc="0" locked="0" layoutInCell="1" allowOverlap="1" wp14:anchorId="1ABA7F6A" wp14:editId="7FB6BFB9">
+              <wp:anchor distT="45720" distB="45720" distL="114300" distR="114300" simplePos="0" relativeHeight="251662336" behindDoc="0" locked="0" layoutInCell="1" allowOverlap="1" wp14:anchorId="1ABA7F6A" wp14:editId="3224EE82">
                 <wp:simplePos x="0" y="0"/>
                 <wp:positionH relativeFrom="margin">
-                  <wp:align>right</wp:align>
+                  <wp:posOffset>4195445</wp:posOffset>
                 </wp:positionH>
                 <wp:positionV relativeFrom="paragraph">
                   <wp:posOffset>-229235</wp:posOffset>
                 </wp:positionV>
-                <wp:extent cx="1552575" cy="1404620"/>
+                <wp:extent cx="1857375" cy="1404620"/>
                 <wp:effectExtent l="0" t="0" r="0" b="6350"/>
                 <wp:wrapNone/>
                 <wp:docPr id="217" name="กล่องข้อความ 2"/>
@@ -42,7 +39,7 @@
                       <wps:spPr bwMode="auto">
                         <a:xfrm>
                           <a:off x="0" y="0"/>
-                          <a:ext cx="1552575" cy="1404620"/>
+                          <a:ext cx="1857375" cy="1404620"/>
                         </a:xfrm>
                         <a:prstGeom prst="rect">
                           <a:avLst/>
@@ -134,7 +131,7 @@
                 <v:stroke joinstyle="miter"/>
                 <v:path gradientshapeok="t" o:connecttype="rect"/>
               </v:shapetype>
-              <v:shape id="กล่องข้อความ 2" o:spid="_x0000_s1026" type="#_x0000_t202" style="position:absolute;left:0;text-align:left;margin-left:71.05pt;margin-top:-18.05pt;width:122.25pt;height:110.6pt;z-index:251662336;visibility:visible;mso-wrap-style:square;mso-width-percent:0;mso-height-percent:200;mso-wrap-distance-left:9pt;mso-wrap-distance-top:3.6pt;mso-wrap-distance-right:9pt;mso-wrap-distance-bottom:3.6pt;mso-position-horizontal:right;mso-position-horizontal-relative:margin;mso-position-vertical:absolute;mso-position-vertical-relative:text;mso-width-percent:0;mso-height-percent:200;mso-width-relative:margin;mso-height-relative:margin;v-text-anchor:top" o:gfxdata="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" filled="f" stroked="f">
+              <v:shape id="กล่องข้อความ 2" o:spid="_x0000_s1026" type="#_x0000_t202" style="position:absolute;left:0;text-align:left;margin-left:330.35pt;margin-top:-18.05pt;width:146.25pt;height:110.6pt;z-index:251662336;visibility:visible;mso-wrap-style:square;mso-width-percent:0;mso-height-percent:200;mso-wrap-distance-left:9pt;mso-wrap-distance-top:3.6pt;mso-wrap-distance-right:9pt;mso-wrap-distance-bottom:3.6pt;mso-position-horizontal:absolute;mso-position-horizontal-relative:margin;mso-position-vertical:absolute;mso-position-vertical-relative:text;mso-width-percent:0;mso-height-percent:200;mso-width-relative:margin;mso-height-relative:margin;v-text-anchor:top" o:gfxdata="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" filled="f" stroked="f">
                 <v:textbox style="mso-fit-shape-to-text:t">
                   <w:txbxContent>
                     <w:p>
@@ -201,7 +198,6 @@
       </w:r>
       <w:r>
         <w:rPr>
-          <w:rFonts w:ascii="TH Sarabun New" w:hAnsi="TH Sarabun New" w:cs="TH Sarabun New"/>
           <w:noProof/>
         </w:rPr>
         <w:drawing>
@@ -266,7 +262,6 @@
       </w:r>
       <w:r>
         <w:rPr>
-          <w:rFonts w:ascii="TH Sarabun New" w:hAnsi="TH Sarabun New" w:cs="TH Sarabun New"/>
           <w:b/>
           <w:bCs/>
           <w:sz w:val="56"/>
@@ -279,13 +274,9 @@
     <w:p>
       <w:pPr>
         <w:spacing w:after="120" w:line="20" w:lineRule="atLeast"/>
-        <w:rPr>
-          <w:rFonts w:ascii="TH Sarabun New" w:hAnsi="TH Sarabun New" w:cs="TH Sarabun New"/>
-        </w:rPr>
       </w:pPr>
       <w:r>
         <w:rPr>
-          <w:rFonts w:ascii="TH Sarabun New" w:hAnsi="TH Sarabun New" w:cs="TH Sarabun New"/>
           <w:b/>
           <w:bCs/>
           <w:sz w:val="36"/>
@@ -296,7 +287,6 @@
       </w:r>
       <w:r>
         <w:rPr>
-          <w:rFonts w:ascii="TH Sarabun New" w:hAnsi="TH Sarabun New" w:cs="TH Sarabun New"/>
           <w:b/>
           <w:bCs/>
           <w:cs/>
@@ -305,34 +295,23 @@
       </w:r>
       <w:r>
         <w:rPr>
-          <w:rFonts w:ascii="TH Sarabun New" w:hAnsi="TH Sarabun New" w:cs="TH Sarabun New"/>
           <w:cs/>
         </w:rPr>
         <w:t xml:space="preserve">  สำนักอำนวยการประจำ</w:t>
       </w:r>
       <w:r>
-        <w:rPr>
-          <w:rFonts w:ascii="TH Sarabun New" w:hAnsi="TH Sarabun New" w:cs="TH Sarabun New"/>
-        </w:rPr>
         <w:t>{</w:t>
       </w:r>
       <w:proofErr w:type="spellStart"/>
       <w:r>
-        <w:rPr>
-          <w:rFonts w:ascii="TH Sarabun New" w:hAnsi="TH Sarabun New" w:cs="TH Sarabun New"/>
-        </w:rPr>
         <w:t>agency_name</w:t>
       </w:r>
       <w:proofErr w:type="spellEnd"/>
       <w:r>
-        <w:rPr>
-          <w:rFonts w:ascii="TH Sarabun New" w:hAnsi="TH Sarabun New" w:cs="TH Sarabun New"/>
-        </w:rPr>
         <w:t>}</w:t>
       </w:r>
       <w:r>
         <w:rPr>
-          <w:rFonts w:ascii="TH Sarabun New" w:hAnsi="TH Sarabun New" w:cs="TH Sarabun New"/>
           <w:cs/>
         </w:rPr>
         <w:t xml:space="preserve"> </w:t>
@@ -341,13 +320,9 @@
     <w:p>
       <w:pPr>
         <w:spacing w:after="120" w:line="20" w:lineRule="atLeast"/>
-        <w:rPr>
-          <w:rFonts w:ascii="TH Sarabun New" w:hAnsi="TH Sarabun New" w:cs="TH Sarabun New"/>
-        </w:rPr>
       </w:pPr>
       <w:r>
         <w:rPr>
-          <w:rFonts w:ascii="TH Sarabun New" w:hAnsi="TH Sarabun New" w:cs="TH Sarabun New"/>
           <w:b/>
           <w:bCs/>
           <w:cs/>
@@ -356,14 +331,12 @@
       </w:r>
       <w:r>
         <w:rPr>
-          <w:rFonts w:ascii="TH Sarabun New" w:hAnsi="TH Sarabun New" w:cs="TH Sarabun New"/>
           <w:cs/>
         </w:rPr>
         <w:t xml:space="preserve">                       -                                  </w:t>
       </w:r>
       <w:r>
         <w:rPr>
-          <w:rFonts w:ascii="TH Sarabun New" w:hAnsi="TH Sarabun New" w:cs="TH Sarabun New"/>
           <w:b/>
           <w:bCs/>
           <w:cs/>
@@ -372,42 +345,28 @@
       </w:r>
       <w:r>
         <w:rPr>
-          <w:rFonts w:ascii="TH Sarabun New" w:hAnsi="TH Sarabun New" w:cs="TH Sarabun New"/>
           <w:cs/>
         </w:rPr>
         <w:t xml:space="preserve">   </w:t>
       </w:r>
       <w:r>
-        <w:rPr>
-          <w:rFonts w:ascii="TH Sarabun New" w:hAnsi="TH Sarabun New" w:cs="TH Sarabun New"/>
-        </w:rPr>
         <w:t>{</w:t>
       </w:r>
       <w:proofErr w:type="spellStart"/>
       <w:r>
-        <w:rPr>
-          <w:rFonts w:ascii="TH Sarabun New" w:hAnsi="TH Sarabun New" w:cs="TH Sarabun New"/>
-        </w:rPr>
         <w:t>change_date</w:t>
       </w:r>
       <w:proofErr w:type="spellEnd"/>
       <w:r>
-        <w:rPr>
-          <w:rFonts w:ascii="TH Sarabun New" w:hAnsi="TH Sarabun New" w:cs="TH Sarabun New"/>
-        </w:rPr>
         <w:t>}</w:t>
       </w:r>
     </w:p>
     <w:p>
       <w:pPr>
         <w:spacing w:after="120" w:line="20" w:lineRule="atLeast"/>
-        <w:rPr>
-          <w:rFonts w:ascii="TH Sarabun New" w:hAnsi="TH Sarabun New" w:cs="TH Sarabun New"/>
-        </w:rPr>
       </w:pPr>
       <w:r>
         <w:rPr>
-          <w:rFonts w:ascii="TH Sarabun New" w:hAnsi="TH Sarabun New" w:cs="TH Sarabun New"/>
           <w:b/>
           <w:bCs/>
           <w:cs/>
@@ -416,34 +375,23 @@
       </w:r>
       <w:r>
         <w:rPr>
-          <w:rFonts w:ascii="TH Sarabun New" w:hAnsi="TH Sarabun New" w:cs="TH Sarabun New"/>
           <w:cs/>
         </w:rPr>
         <w:t xml:space="preserve">  ขออนุญาตสับเปลี่ยน</w:t>
       </w:r>
       <w:r>
-        <w:rPr>
-          <w:rFonts w:ascii="TH Sarabun New" w:hAnsi="TH Sarabun New" w:cs="TH Sarabun New"/>
-        </w:rPr>
         <w:t>{</w:t>
       </w:r>
       <w:proofErr w:type="spellStart"/>
       <w:r>
-        <w:rPr>
-          <w:rFonts w:ascii="TH Sarabun New" w:hAnsi="TH Sarabun New" w:cs="TH Sarabun New"/>
-        </w:rPr>
         <w:t>duty_main</w:t>
       </w:r>
       <w:proofErr w:type="spellEnd"/>
       <w:r>
-        <w:rPr>
-          <w:rFonts w:ascii="TH Sarabun New" w:hAnsi="TH Sarabun New" w:cs="TH Sarabun New"/>
-        </w:rPr>
         <w:t>}</w:t>
       </w:r>
       <w:r>
         <w:rPr>
-          <w:rFonts w:ascii="TH Sarabun New" w:hAnsi="TH Sarabun New" w:cs="TH Sarabun New"/>
           <w:cs/>
         </w:rPr>
         <w:t xml:space="preserve"> </w:t>
@@ -452,13 +400,9 @@
     <w:p>
       <w:pPr>
         <w:spacing w:after="240" w:line="20" w:lineRule="atLeast"/>
-        <w:rPr>
-          <w:rFonts w:ascii="TH Sarabun New" w:hAnsi="TH Sarabun New" w:cs="TH Sarabun New"/>
-        </w:rPr>
       </w:pPr>
       <w:r>
         <w:rPr>
-          <w:rFonts w:ascii="TH Sarabun New" w:hAnsi="TH Sarabun New" w:cs="TH Sarabun New"/>
           <w:b/>
           <w:bCs/>
           <w:cs/>
@@ -467,29 +411,19 @@
       </w:r>
       <w:r>
         <w:rPr>
-          <w:rFonts w:ascii="TH Sarabun New" w:hAnsi="TH Sarabun New" w:cs="TH Sarabun New"/>
           <w:cs/>
         </w:rPr>
         <w:t xml:space="preserve">  ผู้อำนวยการสำนักอำนวยการ</w:t>
       </w:r>
       <w:r>
-        <w:rPr>
-          <w:rFonts w:ascii="TH Sarabun New" w:hAnsi="TH Sarabun New" w:cs="TH Sarabun New"/>
-        </w:rPr>
         <w:t>{</w:t>
       </w:r>
       <w:proofErr w:type="spellStart"/>
       <w:r>
-        <w:rPr>
-          <w:rFonts w:ascii="TH Sarabun New" w:hAnsi="TH Sarabun New" w:cs="TH Sarabun New"/>
-        </w:rPr>
         <w:t>agency_name</w:t>
       </w:r>
       <w:proofErr w:type="spellEnd"/>
       <w:r>
-        <w:rPr>
-          <w:rFonts w:ascii="TH Sarabun New" w:hAnsi="TH Sarabun New" w:cs="TH Sarabun New"/>
-        </w:rPr>
         <w:t>}</w:t>
       </w:r>
     </w:p>
@@ -498,186 +432,129 @@
         <w:spacing w:after="240" w:line="20" w:lineRule="atLeast"/>
         <w:ind w:firstLine="1418"/>
         <w:jc w:val="thaiDistribute"/>
-        <w:rPr>
-          <w:rFonts w:ascii="TH Sarabun New" w:hAnsi="TH Sarabun New" w:cs="TH Sarabun New"/>
-        </w:rPr>
       </w:pPr>
       <w:r>
         <w:rPr>
-          <w:rFonts w:ascii="TH Sarabun New" w:hAnsi="TH Sarabun New" w:cs="TH Sarabun New"/>
           <w:cs/>
         </w:rPr>
         <w:t xml:space="preserve">ตามคำสั่งศาลจังหวัดประจวบคีรีขันธ์ที่ </w:t>
       </w:r>
       <w:r>
-        <w:rPr>
-          <w:rFonts w:ascii="TH Sarabun New" w:hAnsi="TH Sarabun New" w:cs="TH Sarabun New"/>
-        </w:rPr>
         <w:t>{</w:t>
       </w:r>
       <w:proofErr w:type="spellStart"/>
       <w:r>
-        <w:rPr>
-          <w:rFonts w:ascii="TH Sarabun New" w:hAnsi="TH Sarabun New" w:cs="TH Sarabun New"/>
-        </w:rPr>
         <w:t>command_num</w:t>
       </w:r>
       <w:proofErr w:type="spellEnd"/>
       <w:r>
-        <w:rPr>
-          <w:rFonts w:ascii="TH Sarabun New" w:hAnsi="TH Sarabun New" w:cs="TH Sarabun New"/>
-        </w:rPr>
         <w:t>}</w:t>
       </w:r>
       <w:r>
         <w:rPr>
-          <w:rFonts w:ascii="TH Sarabun New" w:hAnsi="TH Sarabun New" w:cs="TH Sarabun New"/>
           <w:cs/>
         </w:rPr>
         <w:t xml:space="preserve"> ลงวันที่ </w:t>
       </w:r>
       <w:r>
-        <w:rPr>
-          <w:rFonts w:ascii="TH Sarabun New" w:hAnsi="TH Sarabun New" w:cs="TH Sarabun New"/>
-        </w:rPr>
         <w:t>{</w:t>
       </w:r>
       <w:proofErr w:type="spellStart"/>
       <w:r>
-        <w:rPr>
-          <w:rFonts w:ascii="TH Sarabun New" w:hAnsi="TH Sarabun New" w:cs="TH Sarabun New"/>
-        </w:rPr>
         <w:t>command_date</w:t>
       </w:r>
       <w:proofErr w:type="spellEnd"/>
       <w:r>
-        <w:rPr>
-          <w:rFonts w:ascii="TH Sarabun New" w:hAnsi="TH Sarabun New" w:cs="TH Sarabun New"/>
-        </w:rPr>
         <w:t>}</w:t>
       </w:r>
       <w:r>
-        <w:rPr>
-          <w:rFonts w:ascii="TH Sarabun New" w:hAnsi="TH Sarabun New" w:cs="TH Sarabun New"/>
-        </w:rPr>
         <w:t xml:space="preserve"> {</w:t>
       </w:r>
       <w:proofErr w:type="spellStart"/>
       <w:r>
-        <w:rPr>
-          <w:rFonts w:ascii="TH Sarabun New" w:hAnsi="TH Sarabun New" w:cs="TH Sarabun New"/>
-        </w:rPr>
         <w:t>duty_main_full</w:t>
       </w:r>
       <w:proofErr w:type="spellEnd"/>
       <w:r>
-        <w:rPr>
-          <w:rFonts w:ascii="TH Sarabun New" w:hAnsi="TH Sarabun New" w:cs="TH Sarabun New"/>
-        </w:rPr>
         <w:t>}</w:t>
       </w:r>
       <w:r>
         <w:rPr>
-          <w:rFonts w:ascii="TH Sarabun New" w:hAnsi="TH Sarabun New" w:cs="TH Sarabun New"/>
-          <w:cs/>
-        </w:rPr>
-        <w:t xml:space="preserve"> โดยให้ข้าพเจ้า </w:t>
-      </w:r>
-      <w:r>
-        <w:rPr>
-          <w:rFonts w:ascii="TH Sarabun New" w:hAnsi="TH Sarabun New" w:cs="TH Sarabun New"/>
-        </w:rPr>
+          <w:cs/>
+        </w:rPr>
+        <w:t xml:space="preserve"> </w:t>
+      </w:r>
+      <w:r>
         <w:t>{</w:t>
       </w:r>
-      <w:r>
-        <w:rPr>
-          <w:rFonts w:ascii="TH Sarabun New" w:hAnsi="TH Sarabun New" w:cs="TH Sarabun New"/>
-        </w:rPr>
-        <w:t>user1_name</w:t>
-      </w:r>
-      <w:r>
-        <w:rPr>
-          <w:rFonts w:ascii="TH Sarabun New" w:hAnsi="TH Sarabun New" w:cs="TH Sarabun New"/>
-        </w:rPr>
+      <w:proofErr w:type="spellStart"/>
+      <w:r>
+        <w:t>ref_change_no</w:t>
+      </w:r>
+      <w:proofErr w:type="spellEnd"/>
+      <w:r>
+        <w:t xml:space="preserve">} </w:t>
+      </w:r>
+      <w:r>
+        <w:rPr>
+          <w:cs/>
+        </w:rPr>
+        <w:t xml:space="preserve">โดยให้ข้าพเจ้า </w:t>
+      </w:r>
+      <w:r>
+        <w:t>{user1_name}</w:t>
+      </w:r>
+      <w:r>
+        <w:rPr>
+          <w:cs/>
+        </w:rPr>
+        <w:t xml:space="preserve"> ตำแหน่ง </w:t>
+      </w:r>
+      <w:r>
+        <w:t>{user1_dep}</w:t>
+      </w:r>
+      <w:r>
+        <w:rPr>
+          <w:cs/>
+        </w:rPr>
+        <w:t xml:space="preserve"> มาปฏิบัติงานในวันที่ </w:t>
+      </w:r>
+      <w:r>
+        <w:t>{</w:t>
+      </w:r>
+      <w:proofErr w:type="spellStart"/>
+      <w:r>
+        <w:t>ven_date</w:t>
+      </w:r>
+      <w:proofErr w:type="spellEnd"/>
+      <w:r>
         <w:t>}</w:t>
       </w:r>
       <w:r>
         <w:rPr>
-          <w:rFonts w:ascii="TH Sarabun New" w:hAnsi="TH Sarabun New" w:cs="TH Sarabun New"/>
-          <w:cs/>
-        </w:rPr>
-        <w:t xml:space="preserve"> ตำแหน่ง </w:t>
-      </w:r>
-      <w:r>
-        <w:rPr>
-          <w:rFonts w:ascii="TH Sarabun New" w:hAnsi="TH Sarabun New" w:cs="TH Sarabun New"/>
-        </w:rPr>
-        <w:t>{user1_dep}</w:t>
-      </w:r>
-      <w:r>
-        <w:rPr>
-          <w:rFonts w:ascii="TH Sarabun New" w:hAnsi="TH Sarabun New" w:cs="TH Sarabun New"/>
-          <w:cs/>
-        </w:rPr>
-        <w:t xml:space="preserve"> มาปฏิบัติงานในวันที่ </w:t>
-      </w:r>
-      <w:r>
-        <w:rPr>
-          <w:rFonts w:ascii="TH Sarabun New" w:hAnsi="TH Sarabun New" w:cs="TH Sarabun New"/>
-        </w:rPr>
+          <w:cs/>
+        </w:rPr>
+        <w:t xml:space="preserve"> ตั้งแต่เวลา </w:t>
+      </w:r>
+      <w:r>
         <w:t>{</w:t>
       </w:r>
       <w:proofErr w:type="spellStart"/>
       <w:r>
-        <w:rPr>
-          <w:rFonts w:ascii="TH Sarabun New" w:hAnsi="TH Sarabun New" w:cs="TH Sarabun New"/>
-        </w:rPr>
-        <w:t>ven_date</w:t>
+        <w:t>ven_time</w:t>
       </w:r>
       <w:proofErr w:type="spellEnd"/>
       <w:r>
-        <w:rPr>
-          <w:rFonts w:ascii="TH Sarabun New" w:hAnsi="TH Sarabun New" w:cs="TH Sarabun New"/>
-        </w:rPr>
         <w:t>}</w:t>
       </w:r>
       <w:r>
         <w:rPr>
-          <w:rFonts w:ascii="TH Sarabun New" w:hAnsi="TH Sarabun New" w:cs="TH Sarabun New"/>
-          <w:cs/>
-        </w:rPr>
-        <w:t xml:space="preserve"> ตั้งแต่เวลา </w:t>
-      </w:r>
-      <w:r>
-        <w:rPr>
-          <w:rFonts w:ascii="TH Sarabun New" w:hAnsi="TH Sarabun New" w:cs="TH Sarabun New"/>
-        </w:rPr>
-        <w:t>{</w:t>
-      </w:r>
-      <w:proofErr w:type="spellStart"/>
-      <w:r>
-        <w:rPr>
-          <w:rFonts w:ascii="TH Sarabun New" w:hAnsi="TH Sarabun New" w:cs="TH Sarabun New"/>
-        </w:rPr>
-        <w:t>ven_time</w:t>
-      </w:r>
-      <w:proofErr w:type="spellEnd"/>
-      <w:r>
-        <w:rPr>
-          <w:rFonts w:ascii="TH Sarabun New" w:hAnsi="TH Sarabun New" w:cs="TH Sarabun New"/>
-        </w:rPr>
-        <w:t>}</w:t>
-      </w:r>
-      <w:r>
-        <w:rPr>
-          <w:rFonts w:ascii="TH Sarabun New" w:hAnsi="TH Sarabun New" w:cs="TH Sarabun New"/>
           <w:cs/>
         </w:rPr>
         <w:t xml:space="preserve"> </w:t>
       </w:r>
       <w:r>
         <w:rPr>
-          <w:rFonts w:ascii="TH Sarabun New" w:hAnsi="TH Sarabun New" w:cs="TH Sarabun New"/>
           <w:cs/>
         </w:rPr>
         <w:t>นั้น</w:t>
@@ -688,97 +565,62 @@
         <w:spacing w:after="240" w:line="20" w:lineRule="atLeast"/>
         <w:ind w:firstLine="1418"/>
         <w:jc w:val="thaiDistribute"/>
-        <w:rPr>
-          <w:rFonts w:ascii="TH Sarabun New" w:hAnsi="TH Sarabun New" w:cs="TH Sarabun New"/>
-        </w:rPr>
       </w:pPr>
       <w:r>
         <w:rPr>
-          <w:rFonts w:ascii="TH Sarabun New" w:hAnsi="TH Sarabun New" w:cs="TH Sarabun New"/>
           <w:cs/>
         </w:rPr>
         <w:t xml:space="preserve">เนื่องจากในวันและเวลาดังกล่าวข้าพเจ้าติดภารกิจจำเป็นไม่สามารถมาปฏิบัติราชการได้จึงขออนุญาตสับเปลี่ยนเวรกับ </w:t>
       </w:r>
       <w:r>
-        <w:rPr>
-          <w:rFonts w:ascii="TH Sarabun New" w:hAnsi="TH Sarabun New" w:cs="TH Sarabun New"/>
-        </w:rPr>
+        <w:t>{user2_name}</w:t>
+      </w:r>
+      <w:r>
+        <w:rPr>
+          <w:cs/>
+        </w:rPr>
+        <w:t xml:space="preserve"> </w:t>
+      </w:r>
+      <w:r>
         <w:t>{</w:t>
       </w:r>
-      <w:r>
-        <w:rPr>
-          <w:rFonts w:ascii="TH Sarabun New" w:hAnsi="TH Sarabun New" w:cs="TH Sarabun New"/>
-        </w:rPr>
-        <w:t>user2_name</w:t>
-      </w:r>
-      <w:r>
-        <w:rPr>
-          <w:rFonts w:ascii="TH Sarabun New" w:hAnsi="TH Sarabun New" w:cs="TH Sarabun New"/>
-        </w:rPr>
+      <w:proofErr w:type="spellStart"/>
+      <w:r>
+        <w:t>swal_comment</w:t>
+      </w:r>
+      <w:proofErr w:type="spellEnd"/>
+      <w:r>
         <w:t>}</w:t>
-      </w:r>
-      <w:r>
-        <w:rPr>
-          <w:rFonts w:ascii="TH Sarabun New" w:hAnsi="TH Sarabun New" w:cs="TH Sarabun New"/>
-          <w:cs/>
-        </w:rPr>
-        <w:t xml:space="preserve"> </w:t>
       </w:r>
     </w:p>
     <w:p>
       <w:pPr>
         <w:spacing w:after="240" w:line="20" w:lineRule="atLeast"/>
         <w:ind w:firstLine="1418"/>
-        <w:rPr>
-          <w:rFonts w:ascii="TH Sarabun New" w:hAnsi="TH Sarabun New" w:cs="TH Sarabun New"/>
-        </w:rPr>
       </w:pPr>
       <w:r>
         <w:rPr>
-          <w:rFonts w:ascii="TH Sarabun New" w:hAnsi="TH Sarabun New" w:cs="TH Sarabun New"/>
           <w:cs/>
         </w:rPr>
         <w:t>จึงเรียนมาเพื่อโปรดพิจารณาอนุญาต</w:t>
       </w:r>
       <w:r>
-        <w:rPr>
-          <w:rFonts w:ascii="TH Sarabun New" w:hAnsi="TH Sarabun New" w:cs="TH Sarabun New"/>
-        </w:rPr>
-        <w:t xml:space="preserve"> {</w:t>
-      </w:r>
-      <w:proofErr w:type="spellStart"/>
-      <w:r>
-        <w:rPr>
-          <w:rFonts w:ascii="TH Sarabun New" w:hAnsi="TH Sarabun New" w:cs="TH Sarabun New"/>
-        </w:rPr>
-        <w:t>ref_change_no</w:t>
-      </w:r>
-      <w:proofErr w:type="spellEnd"/>
-      <w:r>
-        <w:rPr>
-          <w:rFonts w:ascii="TH Sarabun New" w:hAnsi="TH Sarabun New" w:cs="TH Sarabun New"/>
-        </w:rPr>
-        <w:t>}</w:t>
+        <w:t xml:space="preserve"> </w:t>
       </w:r>
     </w:p>
     <w:p>
       <w:pPr>
         <w:spacing w:after="0" w:line="20" w:lineRule="atLeast"/>
         <w:ind w:firstLine="3827"/>
-        <w:rPr>
-          <w:rFonts w:ascii="TH Sarabun New" w:hAnsi="TH Sarabun New" w:cs="TH Sarabun New"/>
-        </w:rPr>
       </w:pPr>
       <w:r>
         <w:rPr>
-          <w:rFonts w:ascii="TH Sarabun New" w:hAnsi="TH Sarabun New" w:cs="TH Sarabun New"/>
           <w:cs/>
         </w:rPr>
         <w:t>ลงชื่อ</w:t>
       </w:r>
       <w:r>
         <w:rPr>
-          <w:rFonts w:ascii="TH Sarabun New" w:hAnsi="TH Sarabun New" w:cs="TH Sarabun New"/>
           <w:u w:val="dotted"/>
           <w:cs/>
         </w:rPr>
@@ -786,7 +628,6 @@
       </w:r>
       <w:r>
         <w:rPr>
-          <w:rFonts w:ascii="TH Sarabun New" w:hAnsi="TH Sarabun New" w:cs="TH Sarabun New"/>
           <w:cs/>
         </w:rPr>
         <w:t xml:space="preserve">ผู้มอบหมาย </w:t>
@@ -797,38 +638,18 @@
         <w:spacing w:after="0" w:line="20" w:lineRule="atLeast"/>
         <w:ind w:left="2835" w:right="-23"/>
         <w:jc w:val="center"/>
-        <w:rPr>
-          <w:rFonts w:ascii="TH Sarabun New" w:hAnsi="TH Sarabun New" w:cs="TH Sarabun New"/>
-        </w:rPr>
       </w:pPr>
       <w:r>
         <w:rPr>
-          <w:rFonts w:ascii="TH Sarabun New" w:hAnsi="TH Sarabun New" w:cs="TH Sarabun New"/>
           <w:cs/>
         </w:rPr>
         <w:t>(</w:t>
       </w:r>
       <w:r>
-        <w:rPr>
-          <w:rFonts w:ascii="TH Sarabun New" w:hAnsi="TH Sarabun New" w:cs="TH Sarabun New"/>
-        </w:rPr>
-        <w:t>{</w:t>
-      </w:r>
-      <w:r>
-        <w:rPr>
-          <w:rFonts w:ascii="TH Sarabun New" w:hAnsi="TH Sarabun New" w:cs="TH Sarabun New"/>
-        </w:rPr>
-        <w:t>user1_name</w:t>
-      </w:r>
-      <w:r>
-        <w:rPr>
-          <w:rFonts w:ascii="TH Sarabun New" w:hAnsi="TH Sarabun New" w:cs="TH Sarabun New"/>
-        </w:rPr>
-        <w:t>}</w:t>
-      </w:r>
-      <w:r>
-        <w:rPr>
-          <w:rFonts w:ascii="TH Sarabun New" w:hAnsi="TH Sarabun New" w:cs="TH Sarabun New"/>
+        <w:t>{user1_name}</w:t>
+      </w:r>
+      <w:r>
+        <w:rPr>
           <w:cs/>
         </w:rPr>
         <w:t>)</w:t>
@@ -839,20 +660,11 @@
         <w:spacing w:line="20" w:lineRule="atLeast"/>
         <w:ind w:left="2835" w:right="-24"/>
         <w:jc w:val="center"/>
-        <w:rPr>
-          <w:rFonts w:ascii="TH Sarabun New" w:hAnsi="TH Sarabun New" w:cs="TH Sarabun New"/>
-        </w:rPr>
       </w:pPr>
       <w:r>
-        <w:rPr>
-          <w:rFonts w:ascii="TH Sarabun New" w:hAnsi="TH Sarabun New" w:cs="TH Sarabun New"/>
-        </w:rPr>
         <w:t>{user1_dep</w:t>
       </w:r>
       <w:r>
-        <w:rPr>
-          <w:rFonts w:ascii="TH Sarabun New" w:hAnsi="TH Sarabun New" w:cs="TH Sarabun New"/>
-        </w:rPr>
         <w:t>}</w:t>
       </w:r>
     </w:p>
@@ -861,9 +673,6 @@
         <w:spacing w:line="20" w:lineRule="atLeast"/>
         <w:ind w:left="3544" w:right="684"/>
         <w:jc w:val="center"/>
-        <w:rPr>
-          <w:rFonts w:ascii="TH Sarabun New" w:hAnsi="TH Sarabun New" w:cs="TH Sarabun New"/>
-        </w:rPr>
       </w:pPr>
     </w:p>
     <w:p>
@@ -871,20 +680,15 @@
         <w:spacing w:after="0" w:line="20" w:lineRule="atLeast"/>
         <w:ind w:left="3686" w:right="-23"/>
         <w:jc w:val="center"/>
-        <w:rPr>
-          <w:rFonts w:ascii="TH Sarabun New" w:hAnsi="TH Sarabun New" w:cs="TH Sarabun New"/>
-        </w:rPr>
       </w:pPr>
       <w:r>
         <w:rPr>
-          <w:rFonts w:ascii="TH Sarabun New" w:hAnsi="TH Sarabun New" w:cs="TH Sarabun New"/>
           <w:cs/>
         </w:rPr>
         <w:t>ลงชื่อ</w:t>
       </w:r>
       <w:r>
         <w:rPr>
-          <w:rFonts w:ascii="TH Sarabun New" w:hAnsi="TH Sarabun New" w:cs="TH Sarabun New"/>
           <w:u w:val="dotted"/>
           <w:cs/>
         </w:rPr>
@@ -892,7 +696,6 @@
       </w:r>
       <w:r>
         <w:rPr>
-          <w:rFonts w:ascii="TH Sarabun New" w:hAnsi="TH Sarabun New" w:cs="TH Sarabun New"/>
           <w:cs/>
         </w:rPr>
         <w:t>ผู้รับมอบหมาย</w:t>
@@ -903,50 +706,18 @@
         <w:spacing w:after="0" w:line="20" w:lineRule="atLeast"/>
         <w:ind w:left="2835" w:right="-23"/>
         <w:jc w:val="center"/>
-        <w:rPr>
-          <w:rFonts w:ascii="TH Sarabun New" w:hAnsi="TH Sarabun New" w:cs="TH Sarabun New"/>
-        </w:rPr>
       </w:pPr>
       <w:r>
         <w:rPr>
-          <w:rFonts w:ascii="TH Sarabun New" w:hAnsi="TH Sarabun New" w:cs="TH Sarabun New"/>
           <w:cs/>
         </w:rPr>
         <w:t>(</w:t>
       </w:r>
       <w:r>
-        <w:rPr>
-          <w:rFonts w:ascii="TH Sarabun New" w:hAnsi="TH Sarabun New" w:cs="TH Sarabun New"/>
-        </w:rPr>
-        <w:t>{</w:t>
-      </w:r>
-      <w:r>
-        <w:rPr>
-          <w:rFonts w:ascii="TH Sarabun New" w:hAnsi="TH Sarabun New" w:cs="TH Sarabun New"/>
-        </w:rPr>
-        <w:t>user</w:t>
-      </w:r>
-      <w:r>
-        <w:rPr>
-          <w:rFonts w:ascii="TH Sarabun New" w:hAnsi="TH Sarabun New" w:cs="TH Sarabun New"/>
-        </w:rPr>
-        <w:t>2</w:t>
-      </w:r>
-      <w:r>
-        <w:rPr>
-          <w:rFonts w:ascii="TH Sarabun New" w:hAnsi="TH Sarabun New" w:cs="TH Sarabun New"/>
-        </w:rPr>
-        <w:t>_name</w:t>
-      </w:r>
-      <w:r>
-        <w:rPr>
-          <w:rFonts w:ascii="TH Sarabun New" w:hAnsi="TH Sarabun New" w:cs="TH Sarabun New"/>
-        </w:rPr>
-        <w:t>}</w:t>
-      </w:r>
-      <w:r>
-        <w:rPr>
-          <w:rFonts w:ascii="TH Sarabun New" w:hAnsi="TH Sarabun New" w:cs="TH Sarabun New"/>
+        <w:t>{user2_name}</w:t>
+      </w:r>
+      <w:r>
+        <w:rPr>
           <w:cs/>
         </w:rPr>
         <w:t>)</w:t>
@@ -957,61 +728,24 @@
         <w:spacing w:line="20" w:lineRule="atLeast"/>
         <w:ind w:left="2835" w:right="-24"/>
         <w:jc w:val="center"/>
-        <w:rPr>
-          <w:rFonts w:ascii="TH Sarabun New" w:hAnsi="TH Sarabun New" w:cs="TH Sarabun New"/>
-        </w:rPr>
       </w:pPr>
       <w:r>
         <w:rPr>
-          <w:rFonts w:ascii="TH Sarabun New" w:hAnsi="TH Sarabun New" w:cs="TH Sarabun New"/>
-        </w:rPr>
-        <w:t>{user</w:t>
-      </w:r>
-      <w:r>
-        <w:rPr>
-          <w:rFonts w:ascii="TH Sarabun New" w:hAnsi="TH Sarabun New" w:cs="TH Sarabun New"/>
-        </w:rPr>
-        <w:t>2</w:t>
-      </w:r>
-      <w:r>
-        <w:rPr>
-          <w:rFonts w:ascii="TH Sarabun New" w:hAnsi="TH Sarabun New" w:cs="TH Sarabun New"/>
-        </w:rPr>
-        <w:t>_dep</w:t>
-      </w:r>
-      <w:r>
-        <w:rPr>
-          <w:rFonts w:ascii="TH Sarabun New" w:hAnsi="TH Sarabun New" w:cs="TH Sarabun New"/>
-        </w:rPr>
-        <w:t>}</w:t>
-      </w:r>
-    </w:p>
-    <w:p>
-      <w:pPr>
-        <w:spacing w:line="20" w:lineRule="atLeast"/>
-        <w:ind w:right="-24"/>
-        <w:rPr>
-          <w:rFonts w:ascii="TH Sarabun New" w:hAnsi="TH Sarabun New" w:cs="TH Sarabun New"/>
-        </w:rPr>
-      </w:pPr>
-      <w:r>
-        <w:rPr>
-          <w:rFonts w:ascii="TH Sarabun New" w:hAnsi="TH Sarabun New" w:cs="TH Sarabun New"/>
           <w:noProof/>
           <w:highlight w:val="yellow"/>
         </w:rPr>
         <mc:AlternateContent>
           <mc:Choice Requires="wps">
             <w:drawing>
-              <wp:anchor distT="0" distB="0" distL="114300" distR="114300" simplePos="0" relativeHeight="251660288" behindDoc="0" locked="0" layoutInCell="1" allowOverlap="1" wp14:anchorId="05CBEAC6" wp14:editId="6DD3FC48">
+              <wp:anchor distT="0" distB="0" distL="114300" distR="114300" simplePos="0" relativeHeight="251660288" behindDoc="0" locked="0" layoutInCell="1" allowOverlap="1" wp14:anchorId="05CBEAC6" wp14:editId="33691369">
                 <wp:simplePos x="0" y="0"/>
                 <wp:positionH relativeFrom="column">
-                  <wp:posOffset>-214630</wp:posOffset>
+                  <wp:posOffset>-309880</wp:posOffset>
                 </wp:positionH>
                 <wp:positionV relativeFrom="paragraph">
-                  <wp:posOffset>475615</wp:posOffset>
+                  <wp:posOffset>241935</wp:posOffset>
                 </wp:positionV>
-                <wp:extent cx="3295650" cy="2295525"/>
+                <wp:extent cx="3638550" cy="2295525"/>
                 <wp:effectExtent l="0" t="0" r="0" b="9525"/>
                 <wp:wrapNone/>
                 <wp:docPr id="3" name="Text Box 3"/>
@@ -1027,7 +761,7 @@
                       <wps:spPr bwMode="auto">
                         <a:xfrm>
                           <a:off x="0" y="0"/>
-                          <a:ext cx="3295650" cy="2295525"/>
+                          <a:ext cx="3638550" cy="2295525"/>
                         </a:xfrm>
                         <a:prstGeom prst="rect">
                           <a:avLst/>
@@ -1060,7 +794,6 @@
                               </w:tabs>
                               <w:ind w:left="945"/>
                               <w:rPr>
-                                <w:rFonts w:ascii="TH Sarabun New" w:hAnsi="TH Sarabun New" w:cs="TH Sarabun New"/>
                                 <w:b/>
                                 <w:bCs/>
                                 <w:sz w:val="16"/>
@@ -1069,7 +802,6 @@
                             </w:pPr>
                             <w:r>
                               <w:rPr>
-                                <w:rFonts w:ascii="TH Sarabun New" w:hAnsi="TH Sarabun New" w:cs="TH Sarabun New"/>
                                 <w:b/>
                                 <w:bCs/>
                               </w:rPr>
@@ -1077,7 +809,6 @@
                             </w:r>
                             <w:r>
                               <w:rPr>
-                                <w:rFonts w:ascii="TH Sarabun New" w:hAnsi="TH Sarabun New" w:cs="TH Sarabun New"/>
                                 <w:b/>
                                 <w:bCs/>
                                 <w:cs/>
@@ -1086,7 +817,6 @@
                             </w:r>
                             <w:r>
                               <w:rPr>
-                                <w:rFonts w:ascii="TH Sarabun New" w:hAnsi="TH Sarabun New" w:cs="TH Sarabun New"/>
                                 <w:b/>
                                 <w:bCs/>
                               </w:rPr>
@@ -1094,7 +824,6 @@
                             </w:r>
                             <w:r>
                               <w:rPr>
-                                <w:rFonts w:ascii="TH Sarabun New" w:hAnsi="TH Sarabun New" w:cs="TH Sarabun New"/>
                                 <w:b/>
                                 <w:bCs/>
                                 <w:cs/>
@@ -1106,7 +835,6 @@
                             <w:pPr>
                               <w:jc w:val="center"/>
                               <w:rPr>
-                                <w:rFonts w:ascii="TH Sarabun New" w:hAnsi="TH Sarabun New" w:cs="TH Sarabun New"/>
                                 <w:b/>
                                 <w:bCs/>
                                 <w:sz w:val="16"/>
@@ -1118,7 +846,6 @@
                             <w:pPr>
                               <w:jc w:val="center"/>
                               <w:rPr>
-                                <w:rFonts w:ascii="TH Sarabun New" w:hAnsi="TH Sarabun New" w:cs="TH Sarabun New"/>
                                 <w:b/>
                                 <w:bCs/>
                                 <w:sz w:val="16"/>
@@ -1130,14 +857,12 @@
                             <w:pPr>
                               <w:jc w:val="center"/>
                               <w:rPr>
-                                <w:rFonts w:ascii="TH Sarabun New" w:hAnsi="TH Sarabun New" w:cs="TH Sarabun New"/>
                                 <w:b/>
                                 <w:bCs/>
                               </w:rPr>
                             </w:pPr>
                             <w:r>
                               <w:rPr>
-                                <w:rFonts w:ascii="TH Sarabun New" w:hAnsi="TH Sarabun New" w:cs="TH Sarabun New"/>
                                 <w:b/>
                                 <w:bCs/>
                                 <w:cs/>
@@ -1149,14 +874,12 @@
                             <w:pPr>
                               <w:jc w:val="center"/>
                               <w:rPr>
-                                <w:rFonts w:ascii="TH Sarabun New" w:hAnsi="TH Sarabun New" w:cs="TH Sarabun New"/>
                                 <w:b/>
                                 <w:bCs/>
                               </w:rPr>
                             </w:pPr>
                             <w:r>
                               <w:rPr>
-                                <w:rFonts w:ascii="TH Sarabun New" w:hAnsi="TH Sarabun New" w:cs="TH Sarabun New"/>
                                 <w:b/>
                                 <w:bCs/>
                               </w:rPr>
@@ -1165,7 +888,6 @@
                             <w:proofErr w:type="spellStart"/>
                             <w:r>
                               <w:rPr>
-                                <w:rFonts w:ascii="TH Sarabun New" w:hAnsi="TH Sarabun New" w:cs="TH Sarabun New"/>
                                 <w:b/>
                                 <w:bCs/>
                               </w:rPr>
@@ -1174,7 +896,6 @@
                             <w:proofErr w:type="spellEnd"/>
                             <w:r>
                               <w:rPr>
-                                <w:rFonts w:ascii="TH Sarabun New" w:hAnsi="TH Sarabun New" w:cs="TH Sarabun New"/>
                                 <w:b/>
                                 <w:bCs/>
                               </w:rPr>
@@ -1182,7 +903,6 @@
                             </w:r>
                             <w:r>
                               <w:rPr>
-                                <w:rFonts w:ascii="TH Sarabun New" w:hAnsi="TH Sarabun New" w:cs="TH Sarabun New"/>
                                 <w:b/>
                                 <w:bCs/>
                               </w:rPr>
@@ -1192,7 +912,6 @@
                             <w:proofErr w:type="spellStart"/>
                             <w:r>
                               <w:rPr>
-                                <w:rFonts w:ascii="TH Sarabun New" w:hAnsi="TH Sarabun New" w:cs="TH Sarabun New"/>
                                 <w:b/>
                                 <w:bCs/>
                               </w:rPr>
@@ -1201,7 +920,6 @@
                             <w:proofErr w:type="spellEnd"/>
                             <w:r>
                               <w:rPr>
-                                <w:rFonts w:ascii="TH Sarabun New" w:hAnsi="TH Sarabun New" w:cs="TH Sarabun New"/>
                                 <w:b/>
                                 <w:bCs/>
                               </w:rPr>
@@ -1227,7 +945,7 @@
           </mc:Choice>
           <mc:Fallback>
             <w:pict>
-              <v:shape w14:anchorId="05CBEAC6" id="Text Box 3" o:spid="_x0000_s1027" type="#_x0000_t202" style="position:absolute;margin-left:-16.9pt;margin-top:37.45pt;width:259.5pt;height:180.75pt;z-index:251660288;visibility:visible;mso-wrap-style:square;mso-width-percent:0;mso-height-percent:0;mso-wrap-distance-left:9pt;mso-wrap-distance-top:0;mso-wrap-distance-right:9pt;mso-wrap-distance-bottom:0;mso-position-horizontal:absolute;mso-position-horizontal-relative:text;mso-position-vertical:absolute;mso-position-vertical-relative:text;mso-width-percent:0;mso-height-percent:0;mso-width-relative:page;mso-height-relative:page;v-text-anchor:top" o:gfxdata="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" stroked="f">
+              <v:shape w14:anchorId="05CBEAC6" id="Text Box 3" o:spid="_x0000_s1027" type="#_x0000_t202" style="position:absolute;left:0;text-align:left;margin-left:-24.4pt;margin-top:19.05pt;width:286.5pt;height:180.75pt;z-index:251660288;visibility:visible;mso-wrap-style:square;mso-width-percent:0;mso-height-percent:0;mso-wrap-distance-left:9pt;mso-wrap-distance-top:0;mso-wrap-distance-right:9pt;mso-wrap-distance-bottom:0;mso-position-horizontal:absolute;mso-position-horizontal-relative:text;mso-position-vertical:absolute;mso-position-vertical-relative:text;mso-width-percent:0;mso-height-percent:0;mso-width-relative:page;mso-height-relative:page;v-text-anchor:top" o:gfxdata="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" stroked="f">
                 <v:textbox>
                   <w:txbxContent>
                     <w:p>
@@ -1237,7 +955,6 @@
                         </w:tabs>
                         <w:ind w:left="945"/>
                         <w:rPr>
-                          <w:rFonts w:ascii="TH Sarabun New" w:hAnsi="TH Sarabun New" w:cs="TH Sarabun New"/>
                           <w:b/>
                           <w:bCs/>
                           <w:sz w:val="16"/>
@@ -1246,7 +963,6 @@
                       </w:pPr>
                       <w:r>
                         <w:rPr>
-                          <w:rFonts w:ascii="TH Sarabun New" w:hAnsi="TH Sarabun New" w:cs="TH Sarabun New"/>
                           <w:b/>
                           <w:bCs/>
                         </w:rPr>
@@ -1254,7 +970,6 @@
                       </w:r>
                       <w:r>
                         <w:rPr>
-                          <w:rFonts w:ascii="TH Sarabun New" w:hAnsi="TH Sarabun New" w:cs="TH Sarabun New"/>
                           <w:b/>
                           <w:bCs/>
                           <w:cs/>
@@ -1263,7 +978,6 @@
                       </w:r>
                       <w:r>
                         <w:rPr>
-                          <w:rFonts w:ascii="TH Sarabun New" w:hAnsi="TH Sarabun New" w:cs="TH Sarabun New"/>
                           <w:b/>
                           <w:bCs/>
                         </w:rPr>
@@ -1271,7 +985,6 @@
                       </w:r>
                       <w:r>
                         <w:rPr>
-                          <w:rFonts w:ascii="TH Sarabun New" w:hAnsi="TH Sarabun New" w:cs="TH Sarabun New"/>
                           <w:b/>
                           <w:bCs/>
                           <w:cs/>
@@ -1283,7 +996,6 @@
                       <w:pPr>
                         <w:jc w:val="center"/>
                         <w:rPr>
-                          <w:rFonts w:ascii="TH Sarabun New" w:hAnsi="TH Sarabun New" w:cs="TH Sarabun New"/>
                           <w:b/>
                           <w:bCs/>
                           <w:sz w:val="16"/>
@@ -1295,7 +1007,6 @@
                       <w:pPr>
                         <w:jc w:val="center"/>
                         <w:rPr>
-                          <w:rFonts w:ascii="TH Sarabun New" w:hAnsi="TH Sarabun New" w:cs="TH Sarabun New"/>
                           <w:b/>
                           <w:bCs/>
                           <w:sz w:val="16"/>
@@ -1307,14 +1018,12 @@
                       <w:pPr>
                         <w:jc w:val="center"/>
                         <w:rPr>
-                          <w:rFonts w:ascii="TH Sarabun New" w:hAnsi="TH Sarabun New" w:cs="TH Sarabun New"/>
                           <w:b/>
                           <w:bCs/>
                         </w:rPr>
                       </w:pPr>
                       <w:r>
                         <w:rPr>
-                          <w:rFonts w:ascii="TH Sarabun New" w:hAnsi="TH Sarabun New" w:cs="TH Sarabun New"/>
                           <w:b/>
                           <w:bCs/>
                           <w:cs/>
@@ -1326,14 +1035,12 @@
                       <w:pPr>
                         <w:jc w:val="center"/>
                         <w:rPr>
-                          <w:rFonts w:ascii="TH Sarabun New" w:hAnsi="TH Sarabun New" w:cs="TH Sarabun New"/>
                           <w:b/>
                           <w:bCs/>
                         </w:rPr>
                       </w:pPr>
                       <w:r>
                         <w:rPr>
-                          <w:rFonts w:ascii="TH Sarabun New" w:hAnsi="TH Sarabun New" w:cs="TH Sarabun New"/>
                           <w:b/>
                           <w:bCs/>
                         </w:rPr>
@@ -1342,7 +1049,6 @@
                       <w:proofErr w:type="spellStart"/>
                       <w:r>
                         <w:rPr>
-                          <w:rFonts w:ascii="TH Sarabun New" w:hAnsi="TH Sarabun New" w:cs="TH Sarabun New"/>
                           <w:b/>
                           <w:bCs/>
                         </w:rPr>
@@ -1351,7 +1057,6 @@
                       <w:proofErr w:type="spellEnd"/>
                       <w:r>
                         <w:rPr>
-                          <w:rFonts w:ascii="TH Sarabun New" w:hAnsi="TH Sarabun New" w:cs="TH Sarabun New"/>
                           <w:b/>
                           <w:bCs/>
                         </w:rPr>
@@ -1359,7 +1064,6 @@
                       </w:r>
                       <w:r>
                         <w:rPr>
-                          <w:rFonts w:ascii="TH Sarabun New" w:hAnsi="TH Sarabun New" w:cs="TH Sarabun New"/>
                           <w:b/>
                           <w:bCs/>
                         </w:rPr>
@@ -1369,7 +1073,6 @@
                       <w:proofErr w:type="spellStart"/>
                       <w:r>
                         <w:rPr>
-                          <w:rFonts w:ascii="TH Sarabun New" w:hAnsi="TH Sarabun New" w:cs="TH Sarabun New"/>
                           <w:b/>
                           <w:bCs/>
                         </w:rPr>
@@ -1378,7 +1081,6 @@
                       <w:proofErr w:type="spellEnd"/>
                       <w:r>
                         <w:rPr>
-                          <w:rFonts w:ascii="TH Sarabun New" w:hAnsi="TH Sarabun New" w:cs="TH Sarabun New"/>
                           <w:b/>
                           <w:bCs/>
                         </w:rPr>
@@ -1392,6 +1094,18 @@
           </mc:Fallback>
         </mc:AlternateContent>
       </w:r>
+      <w:r>
+        <w:t>{user2_dep</w:t>
+      </w:r>
+      <w:r>
+        <w:t>}</w:t>
+      </w:r>
+    </w:p>
+    <w:p>
+      <w:pPr>
+        <w:spacing w:line="20" w:lineRule="atLeast"/>
+        <w:ind w:right="-24"/>
+      </w:pPr>
     </w:p>
     <w:sectPr>
       <w:pgSz w:w="11906" w:h="16838"/>

--- a/frontend/public/templates/shift_change_form.docx
+++ b/frontend/public/templates/shift_change_form.docx
@@ -1,6 +1,6 @@
 
 <file path=word/document.xml><?xml version="1.0" encoding="utf-8"?>
-<w:document xmlns:wpc="http://schemas.microsoft.com/office/word/2010/wordprocessingCanvas" xmlns:cx="http://schemas.microsoft.com/office/drawing/2014/chartex" xmlns:cx1="http://schemas.microsoft.com/office/drawing/2015/9/8/chartex" xmlns:cx2="http://schemas.microsoft.com/office/drawing/2015/10/21/chartex" xmlns:cx3="http://schemas.microsoft.com/office/drawing/2016/5/9/chartex" xmlns:cx4="http://schemas.microsoft.com/office/drawing/2016/5/10/chartex" xmlns:cx5="http://schemas.microsoft.com/office/drawing/2016/5/11/chartex" xmlns:cx6="http://schemas.microsoft.com/office/drawing/2016/5/12/chartex" xmlns:cx7="http://schemas.microsoft.com/office/drawing/2016/5/13/chartex" xmlns:cx8="http://schemas.microsoft.com/office/drawing/2016/5/14/chartex" xmlns:mc="http://schemas.openxmlformats.org/markup-compatibility/2006" xmlns:aink="http://schemas.microsoft.com/office/drawing/2016/ink" xmlns:am3d="http://schemas.microsoft.com/office/drawing/2017/model3d" xmlns:o="urn:schemas-microsoft-com:office:office" xmlns:r="http://schemas.openxmlformats.org/officeDocument/2006/relationships" xmlns:m="http://schemas.openxmlformats.org/officeDocument/2006/math" xmlns:v="urn:schemas-microsoft-com:vml" xmlns:wp14="http://schemas.microsoft.com/office/word/2010/wordprocessingDrawing" xmlns:wp="http://schemas.openxmlformats.org/drawingml/2006/wordprocessingDrawing" xmlns:w10="urn:schemas-microsoft-com:office:word" xmlns:w="http://schemas.openxmlformats.org/wordprocessingml/2006/main" xmlns:w14="http://schemas.microsoft.com/office/word/2010/wordml" xmlns:w15="http://schemas.microsoft.com/office/word/2012/wordml" xmlns:w16cex="http://schemas.microsoft.com/office/word/2018/wordml/cex" xmlns:w16cid="http://schemas.microsoft.com/office/word/2016/wordml/cid" xmlns:w16="http://schemas.microsoft.com/office/word/2018/wordml" xmlns:w16sdtdh="http://schemas.microsoft.com/office/word/2020/wordml/sdtdatahash" xmlns:w16se="http://schemas.microsoft.com/office/word/2015/wordml/symex" xmlns:wpg="http://schemas.microsoft.com/office/word/2010/wordprocessingGroup" xmlns:wpi="http://schemas.microsoft.com/office/word/2010/wordprocessingInk" xmlns:wne="http://schemas.microsoft.com/office/word/2006/wordml" xmlns:wps="http://schemas.microsoft.com/office/word/2010/wordprocessingShape" mc:Ignorable="w14 w15 w16se w16cid w16 w16cex w16sdtdh wp14">
+<w:document xmlns:wpc="http://schemas.microsoft.com/office/word/2010/wordprocessingCanvas" xmlns:cx="http://schemas.microsoft.com/office/drawing/2014/chartex" xmlns:cx1="http://schemas.microsoft.com/office/drawing/2015/9/8/chartex" xmlns:mc="http://schemas.openxmlformats.org/markup-compatibility/2006" xmlns:o="urn:schemas-microsoft-com:office:office" xmlns:r="http://schemas.openxmlformats.org/officeDocument/2006/relationships" xmlns:m="http://schemas.openxmlformats.org/officeDocument/2006/math" xmlns:v="urn:schemas-microsoft-com:vml" xmlns:wp14="http://schemas.microsoft.com/office/word/2010/wordprocessingDrawing" xmlns:wp="http://schemas.openxmlformats.org/drawingml/2006/wordprocessingDrawing" xmlns:w10="urn:schemas-microsoft-com:office:word" xmlns:w="http://schemas.openxmlformats.org/wordprocessingml/2006/main" xmlns:w14="http://schemas.microsoft.com/office/word/2010/wordml" xmlns:w15="http://schemas.microsoft.com/office/word/2012/wordml" xmlns:w16se="http://schemas.microsoft.com/office/word/2015/wordml/symex" xmlns:wpg="http://schemas.microsoft.com/office/word/2010/wordprocessingGroup" xmlns:wpi="http://schemas.microsoft.com/office/word/2010/wordprocessingInk" xmlns:wne="http://schemas.microsoft.com/office/word/2006/wordml" xmlns:wps="http://schemas.microsoft.com/office/word/2010/wordprocessingShape" mc:Ignorable="w14 w15 w16se wp14">
   <w:body>
     <w:p>
       <w:pPr>
@@ -89,7 +89,6 @@
                               </w:rPr>
                               <w:t>{</w:t>
                             </w:r>
-                            <w:proofErr w:type="spellStart"/>
                             <w:r>
                               <w:rPr>
                                 <w:rFonts w:ascii="TH SarabunPSK" w:hAnsi="TH SarabunPSK" w:cs="TH SarabunPSK"/>
@@ -98,7 +97,6 @@
                               </w:rPr>
                               <w:t>change_no</w:t>
                             </w:r>
-                            <w:proofErr w:type="spellEnd"/>
                             <w:r>
                               <w:rPr>
                                 <w:rFonts w:ascii="TH SarabunPSK" w:hAnsi="TH SarabunPSK" w:cs="TH SarabunPSK"/>
@@ -169,7 +167,6 @@
                         </w:rPr>
                         <w:t>{</w:t>
                       </w:r>
-                      <w:proofErr w:type="spellStart"/>
                       <w:r>
                         <w:rPr>
                           <w:rFonts w:ascii="TH SarabunPSK" w:hAnsi="TH SarabunPSK" w:cs="TH SarabunPSK"/>
@@ -178,7 +175,6 @@
                         </w:rPr>
                         <w:t>change_no</w:t>
                       </w:r>
-                      <w:proofErr w:type="spellEnd"/>
                       <w:r>
                         <w:rPr>
                           <w:rFonts w:ascii="TH SarabunPSK" w:hAnsi="TH SarabunPSK" w:cs="TH SarabunPSK"/>
@@ -297,18 +293,10 @@
         <w:rPr>
           <w:cs/>
         </w:rPr>
-        <w:t xml:space="preserve">  สำนักอำนวยการประจำ</w:t>
-      </w:r>
-      <w:r>
-        <w:t>{</w:t>
-      </w:r>
-      <w:proofErr w:type="spellStart"/>
-      <w:r>
-        <w:t>agency_name</w:t>
-      </w:r>
-      <w:proofErr w:type="spellEnd"/>
-      <w:r>
-        <w:t>}</w:t>
+        <w:t xml:space="preserve">  </w:t>
+      </w:r>
+      <w:r>
+        <w:t>{agency_name}</w:t>
       </w:r>
       <w:r>
         <w:rPr>
@@ -350,15 +338,7 @@
         <w:t xml:space="preserve">   </w:t>
       </w:r>
       <w:r>
-        <w:t>{</w:t>
-      </w:r>
-      <w:proofErr w:type="spellStart"/>
-      <w:r>
-        <w:t>change_date</w:t>
-      </w:r>
-      <w:proofErr w:type="spellEnd"/>
-      <w:r>
-        <w:t>}</w:t>
+        <w:t>{change_date}</w:t>
       </w:r>
     </w:p>
     <w:p>
@@ -377,18 +357,34 @@
         <w:rPr>
           <w:cs/>
         </w:rPr>
-        <w:t xml:space="preserve">  ขออนุญาตสับเปลี่ยน</w:t>
+        <w:t xml:space="preserve">  </w:t>
+      </w:r>
+      <w:r>
+        <w:rPr>
+          <w:cs/>
+        </w:rPr>
+        <w:t xml:space="preserve">ขอเปลี่ยนเวรปฏิบัติราชการ </w:t>
+      </w:r>
+      <w:r>
+        <w:rPr>
+          <w:cs/>
+        </w:rPr>
+        <w:t>(</w:t>
       </w:r>
       <w:r>
         <w:t>{</w:t>
       </w:r>
-      <w:proofErr w:type="spellStart"/>
       <w:r>
         <w:t>duty_main</w:t>
       </w:r>
-      <w:proofErr w:type="spellEnd"/>
       <w:r>
         <w:t>}</w:t>
+      </w:r>
+      <w:r>
+        <w:rPr>
+          <w:cs/>
+        </w:rPr>
+        <w:t>)</w:t>
       </w:r>
       <w:r>
         <w:rPr>
@@ -413,18 +409,10 @@
         <w:rPr>
           <w:cs/>
         </w:rPr>
-        <w:t xml:space="preserve">  ผู้อำนวยการสำนักอำนวยการ</w:t>
-      </w:r>
-      <w:r>
-        <w:t>{</w:t>
-      </w:r>
-      <w:proofErr w:type="spellStart"/>
-      <w:r>
-        <w:t>agency_name</w:t>
-      </w:r>
-      <w:proofErr w:type="spellEnd"/>
-      <w:r>
-        <w:t>}</w:t>
+        <w:t xml:space="preserve">  </w:t>
+      </w:r>
+      <w:r>
+        <w:t>{sendTo}</w:t>
       </w:r>
     </w:p>
     <w:p>
@@ -442,11 +430,9 @@
       <w:r>
         <w:t>{</w:t>
       </w:r>
-      <w:proofErr w:type="spellStart"/>
       <w:r>
         <w:t>command_num</w:t>
       </w:r>
-      <w:proofErr w:type="spellEnd"/>
       <w:r>
         <w:t>}</w:t>
       </w:r>
@@ -459,24 +445,14 @@
       <w:r>
         <w:t>{</w:t>
       </w:r>
-      <w:proofErr w:type="spellStart"/>
       <w:r>
         <w:t>command_date</w:t>
       </w:r>
-      <w:proofErr w:type="spellEnd"/>
       <w:r>
         <w:t>}</w:t>
       </w:r>
       <w:r>
-        <w:t xml:space="preserve"> {</w:t>
-      </w:r>
-      <w:proofErr w:type="spellStart"/>
-      <w:r>
-        <w:t>duty_main_full</w:t>
-      </w:r>
-      <w:proofErr w:type="spellEnd"/>
-      <w:r>
-        <w:t>}</w:t>
+        <w:t xml:space="preserve"> {duty_main_full}</w:t>
       </w:r>
       <w:r>
         <w:rPr>
@@ -485,15 +461,7 @@
         <w:t xml:space="preserve"> </w:t>
       </w:r>
       <w:r>
-        <w:t>{</w:t>
-      </w:r>
-      <w:proofErr w:type="spellStart"/>
-      <w:r>
-        <w:t>ref_change_no</w:t>
-      </w:r>
-      <w:proofErr w:type="spellEnd"/>
-      <w:r>
-        <w:t xml:space="preserve">} </w:t>
+        <w:t xml:space="preserve">{ref_change_no} </w:t>
       </w:r>
       <w:r>
         <w:rPr>
@@ -520,15 +488,7 @@
         <w:t xml:space="preserve"> มาปฏิบัติงานในวันที่ </w:t>
       </w:r>
       <w:r>
-        <w:t>{</w:t>
-      </w:r>
-      <w:proofErr w:type="spellStart"/>
-      <w:r>
-        <w:t>ven_date</w:t>
-      </w:r>
-      <w:proofErr w:type="spellEnd"/>
-      <w:r>
-        <w:t>}</w:t>
+        <w:t>{ven_date}</w:t>
       </w:r>
       <w:r>
         <w:rPr>
@@ -537,15 +497,7 @@
         <w:t xml:space="preserve"> ตั้งแต่เวลา </w:t>
       </w:r>
       <w:r>
-        <w:t>{</w:t>
-      </w:r>
-      <w:proofErr w:type="spellStart"/>
-      <w:r>
-        <w:t>ven_time</w:t>
-      </w:r>
-      <w:proofErr w:type="spellEnd"/>
-      <w:r>
-        <w:t>}</w:t>
+        <w:t>{ven_time}</w:t>
       </w:r>
       <w:r>
         <w:rPr>
@@ -582,15 +534,7 @@
         <w:t xml:space="preserve"> </w:t>
       </w:r>
       <w:r>
-        <w:t>{</w:t>
-      </w:r>
-      <w:proofErr w:type="spellStart"/>
-      <w:r>
-        <w:t>swal_comment</w:t>
-      </w:r>
-      <w:proofErr w:type="spellEnd"/>
-      <w:r>
-        <w:t>}</w:t>
+        <w:t>{swal_comment}</w:t>
       </w:r>
     </w:p>
     <w:p>
@@ -605,6 +549,9 @@
         <w:t>จึงเรียนมาเพื่อโปรดพิจารณาอนุญาต</w:t>
       </w:r>
       <w:r>
+        <w:rPr>
+          <w:cs/>
+        </w:rPr>
         <w:t xml:space="preserve"> </w:t>
       </w:r>
     </w:p>
@@ -728,6 +675,22 @@
         <w:spacing w:line="20" w:lineRule="atLeast"/>
         <w:ind w:left="2835" w:right="-24"/>
         <w:jc w:val="center"/>
+        <w:rPr>
+          <w:rFonts w:hint="cs"/>
+          <w:cs/>
+        </w:rPr>
+      </w:pPr>
+      <w:r>
+        <w:t>{user2_dep</w:t>
+      </w:r>
+      <w:r>
+        <w:t>}</w:t>
+      </w:r>
+    </w:p>
+    <w:p>
+      <w:pPr>
+        <w:spacing w:line="20" w:lineRule="atLeast"/>
+        <w:ind w:right="-24"/>
       </w:pPr>
       <w:r>
         <w:rPr>
@@ -737,15 +700,15 @@
         <mc:AlternateContent>
           <mc:Choice Requires="wps">
             <w:drawing>
-              <wp:anchor distT="0" distB="0" distL="114300" distR="114300" simplePos="0" relativeHeight="251660288" behindDoc="0" locked="0" layoutInCell="1" allowOverlap="1" wp14:anchorId="05CBEAC6" wp14:editId="33691369">
+              <wp:anchor distT="0" distB="0" distL="114300" distR="114300" simplePos="0" relativeHeight="251660288" behindDoc="0" locked="0" layoutInCell="1" allowOverlap="1" wp14:anchorId="05CBEAC6" wp14:editId="5FA7571E">
                 <wp:simplePos x="0" y="0"/>
                 <wp:positionH relativeFrom="column">
-                  <wp:posOffset>-309880</wp:posOffset>
+                  <wp:posOffset>-319405</wp:posOffset>
                 </wp:positionH>
                 <wp:positionV relativeFrom="paragraph">
-                  <wp:posOffset>241935</wp:posOffset>
+                  <wp:posOffset>163195</wp:posOffset>
                 </wp:positionV>
-                <wp:extent cx="3638550" cy="2295525"/>
+                <wp:extent cx="2914650" cy="2295525"/>
                 <wp:effectExtent l="0" t="0" r="0" b="9525"/>
                 <wp:wrapNone/>
                 <wp:docPr id="3" name="Text Box 3"/>
@@ -761,7 +724,7 @@
                       <wps:spPr bwMode="auto">
                         <a:xfrm>
                           <a:off x="0" y="0"/>
-                          <a:ext cx="3638550" cy="2295525"/>
+                          <a:ext cx="2914650" cy="2295525"/>
                         </a:xfrm>
                         <a:prstGeom prst="rect">
                           <a:avLst/>
@@ -805,30 +768,21 @@
                                 <w:b/>
                                 <w:bCs/>
                               </w:rPr>
-                              <w:sym w:font="Wingdings" w:char="F0A8"/>
+                              <w:t>{</w:t>
                             </w:r>
                             <w:r>
                               <w:rPr>
                                 <w:b/>
                                 <w:bCs/>
-                                <w:cs/>
-                              </w:rPr>
-                              <w:t xml:space="preserve"> อนุญาต     </w:t>
+                              </w:rPr>
+                              <w:t>director_sign</w:t>
                             </w:r>
                             <w:r>
                               <w:rPr>
                                 <w:b/>
                                 <w:bCs/>
                               </w:rPr>
-                              <w:sym w:font="Wingdings" w:char="F0A8"/>
-                            </w:r>
-                            <w:r>
-                              <w:rPr>
-                                <w:b/>
-                                <w:bCs/>
-                                <w:cs/>
-                              </w:rPr>
-                              <w:t xml:space="preserve"> ไม่อนุญาต   </w:t>
+                              <w:t>}</w:t>
                             </w:r>
                           </w:p>
                           <w:p>
@@ -861,14 +815,6 @@
                                 <w:bCs/>
                               </w:rPr>
                             </w:pPr>
-                            <w:r>
-                              <w:rPr>
-                                <w:b/>
-                                <w:bCs/>
-                                <w:cs/>
-                              </w:rPr>
-                              <w:t>...............................................................</w:t>
-                            </w:r>
                           </w:p>
                           <w:p>
                             <w:pPr>
@@ -883,23 +829,7 @@
                                 <w:b/>
                                 <w:bCs/>
                               </w:rPr>
-                              <w:t>({</w:t>
-                            </w:r>
-                            <w:proofErr w:type="spellStart"/>
-                            <w:r>
-                              <w:rPr>
-                                <w:b/>
-                                <w:bCs/>
-                              </w:rPr>
-                              <w:t>director_name</w:t>
-                            </w:r>
-                            <w:proofErr w:type="spellEnd"/>
-                            <w:r>
-                              <w:rPr>
-                                <w:b/>
-                                <w:bCs/>
-                              </w:rPr>
-                              <w:t>})</w:t>
+                              <w:t>{director_name}</w:t>
                             </w:r>
                             <w:r>
                               <w:rPr>
@@ -907,23 +837,7 @@
                                 <w:bCs/>
                               </w:rPr>
                               <w:br/>
-                              <w:t>{</w:t>
-                            </w:r>
-                            <w:proofErr w:type="spellStart"/>
-                            <w:r>
-                              <w:rPr>
-                                <w:b/>
-                                <w:bCs/>
-                              </w:rPr>
-                              <w:t>director_position</w:t>
-                            </w:r>
-                            <w:proofErr w:type="spellEnd"/>
-                            <w:r>
-                              <w:rPr>
-                                <w:b/>
-                                <w:bCs/>
-                              </w:rPr>
-                              <w:t>}</w:t>
+                              <w:t>{director_position}</w:t>
                             </w:r>
                           </w:p>
                         </w:txbxContent>
@@ -945,7 +859,7 @@
           </mc:Choice>
           <mc:Fallback>
             <w:pict>
-              <v:shape w14:anchorId="05CBEAC6" id="Text Box 3" o:spid="_x0000_s1027" type="#_x0000_t202" style="position:absolute;left:0;text-align:left;margin-left:-24.4pt;margin-top:19.05pt;width:286.5pt;height:180.75pt;z-index:251660288;visibility:visible;mso-wrap-style:square;mso-width-percent:0;mso-height-percent:0;mso-wrap-distance-left:9pt;mso-wrap-distance-top:0;mso-wrap-distance-right:9pt;mso-wrap-distance-bottom:0;mso-position-horizontal:absolute;mso-position-horizontal-relative:text;mso-position-vertical:absolute;mso-position-vertical-relative:text;mso-width-percent:0;mso-height-percent:0;mso-width-relative:page;mso-height-relative:page;v-text-anchor:top" o:gfxdata="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" stroked="f">
+              <v:shape w14:anchorId="05CBEAC6" id="Text Box 3" o:spid="_x0000_s1027" type="#_x0000_t202" style="position:absolute;margin-left:-25.15pt;margin-top:12.85pt;width:229.5pt;height:180.75pt;z-index:251660288;visibility:visible;mso-wrap-style:square;mso-width-percent:0;mso-height-percent:0;mso-wrap-distance-left:9pt;mso-wrap-distance-top:0;mso-wrap-distance-right:9pt;mso-wrap-distance-bottom:0;mso-position-horizontal:absolute;mso-position-horizontal-relative:text;mso-position-vertical:absolute;mso-position-vertical-relative:text;mso-width-percent:0;mso-height-percent:0;mso-width-relative:page;mso-height-relative:page;v-text-anchor:top" o:gfxdata="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" stroked="f">
                 <v:textbox>
                   <w:txbxContent>
                     <w:p>
@@ -966,30 +880,21 @@
                           <w:b/>
                           <w:bCs/>
                         </w:rPr>
-                        <w:sym w:font="Wingdings" w:char="F0A8"/>
+                        <w:t>{</w:t>
                       </w:r>
                       <w:r>
                         <w:rPr>
                           <w:b/>
                           <w:bCs/>
-                          <w:cs/>
-                        </w:rPr>
-                        <w:t xml:space="preserve"> อนุญาต     </w:t>
+                        </w:rPr>
+                        <w:t>director_sign</w:t>
                       </w:r>
                       <w:r>
                         <w:rPr>
                           <w:b/>
                           <w:bCs/>
                         </w:rPr>
-                        <w:sym w:font="Wingdings" w:char="F0A8"/>
-                      </w:r>
-                      <w:r>
-                        <w:rPr>
-                          <w:b/>
-                          <w:bCs/>
-                          <w:cs/>
-                        </w:rPr>
-                        <w:t xml:space="preserve"> ไม่อนุญาต   </w:t>
+                        <w:t>}</w:t>
                       </w:r>
                     </w:p>
                     <w:p>
@@ -1022,14 +927,6 @@
                           <w:bCs/>
                         </w:rPr>
                       </w:pPr>
-                      <w:r>
-                        <w:rPr>
-                          <w:b/>
-                          <w:bCs/>
-                          <w:cs/>
-                        </w:rPr>
-                        <w:t>...............................................................</w:t>
-                      </w:r>
                     </w:p>
                     <w:p>
                       <w:pPr>
@@ -1044,23 +941,7 @@
                           <w:b/>
                           <w:bCs/>
                         </w:rPr>
-                        <w:t>({</w:t>
-                      </w:r>
-                      <w:proofErr w:type="spellStart"/>
-                      <w:r>
-                        <w:rPr>
-                          <w:b/>
-                          <w:bCs/>
-                        </w:rPr>
-                        <w:t>director_name</w:t>
-                      </w:r>
-                      <w:proofErr w:type="spellEnd"/>
-                      <w:r>
-                        <w:rPr>
-                          <w:b/>
-                          <w:bCs/>
-                        </w:rPr>
-                        <w:t>})</w:t>
+                        <w:t>{director_name}</w:t>
                       </w:r>
                       <w:r>
                         <w:rPr>
@@ -1068,23 +949,7 @@
                           <w:bCs/>
                         </w:rPr>
                         <w:br/>
-                        <w:t>{</w:t>
-                      </w:r>
-                      <w:proofErr w:type="spellStart"/>
-                      <w:r>
-                        <w:rPr>
-                          <w:b/>
-                          <w:bCs/>
-                        </w:rPr>
-                        <w:t>director_position</w:t>
-                      </w:r>
-                      <w:proofErr w:type="spellEnd"/>
-                      <w:r>
-                        <w:rPr>
-                          <w:b/>
-                          <w:bCs/>
-                        </w:rPr>
-                        <w:t>}</w:t>
+                        <w:t>{director_position}</w:t>
                       </w:r>
                     </w:p>
                   </w:txbxContent>
@@ -1095,17 +960,319 @@
         </mc:AlternateContent>
       </w:r>
       <w:r>
-        <w:t>{user2_dep</w:t>
-      </w:r>
-      <w:r>
-        <w:t>}</w:t>
-      </w:r>
-    </w:p>
-    <w:p>
-      <w:pPr>
-        <w:spacing w:line="20" w:lineRule="atLeast"/>
-        <w:ind w:right="-24"/>
-      </w:pPr>
+        <w:rPr>
+          <w:noProof/>
+          <w:highlight w:val="yellow"/>
+        </w:rPr>
+        <mc:AlternateContent>
+          <mc:Choice Requires="wps">
+            <w:drawing>
+              <wp:anchor distT="0" distB="0" distL="114300" distR="114300" simplePos="0" relativeHeight="251664384" behindDoc="0" locked="0" layoutInCell="1" allowOverlap="1" wp14:anchorId="0F7BF7C1" wp14:editId="5ADCC861">
+                <wp:simplePos x="0" y="0"/>
+                <wp:positionH relativeFrom="margin">
+                  <wp:align>right</wp:align>
+                </wp:positionH>
+                <wp:positionV relativeFrom="paragraph">
+                  <wp:posOffset>144145</wp:posOffset>
+                </wp:positionV>
+                <wp:extent cx="2914650" cy="2295525"/>
+                <wp:effectExtent l="0" t="0" r="0" b="9525"/>
+                <wp:wrapNone/>
+                <wp:docPr id="2" name="Text Box 2"/>
+                <wp:cNvGraphicFramePr>
+                  <a:graphicFrameLocks xmlns:a="http://schemas.openxmlformats.org/drawingml/2006/main"/>
+                </wp:cNvGraphicFramePr>
+                <a:graphic xmlns:a="http://schemas.openxmlformats.org/drawingml/2006/main">
+                  <a:graphicData uri="http://schemas.microsoft.com/office/word/2010/wordprocessingShape">
+                    <wps:wsp>
+                      <wps:cNvSpPr txBox="1">
+                        <a:spLocks noChangeArrowheads="1"/>
+                      </wps:cNvSpPr>
+                      <wps:spPr bwMode="auto">
+                        <a:xfrm>
+                          <a:off x="0" y="0"/>
+                          <a:ext cx="2914650" cy="2295525"/>
+                        </a:xfrm>
+                        <a:prstGeom prst="rect">
+                          <a:avLst/>
+                        </a:prstGeom>
+                        <a:solidFill>
+                          <a:srgbClr val="FFFFFF"/>
+                        </a:solidFill>
+                        <a:ln>
+                          <a:noFill/>
+                        </a:ln>
+                        <a:extLst>
+                          <a:ext uri="{91240B29-F687-4F45-9708-019B960494DF}">
+                            <a14:hiddenLine xmlns:a14="http://schemas.microsoft.com/office/drawing/2010/main" w="9525">
+                              <a:solidFill>
+                                <a:srgbClr val="000000"/>
+                              </a:solidFill>
+                              <a:miter lim="800000"/>
+                              <a:headEnd/>
+                              <a:tailEnd/>
+                            </a14:hiddenLine>
+                          </a:ext>
+                        </a:extLst>
+                      </wps:spPr>
+                      <wps:txbx>
+                        <w:txbxContent>
+                          <w:p>
+                            <w:pPr>
+                              <w:rPr>
+                                <w:b/>
+                                <w:bCs/>
+                                <w:sz w:val="16"/>
+                                <w:szCs w:val="16"/>
+                              </w:rPr>
+                            </w:pPr>
+                            <w:r>
+                              <w:rPr>
+                                <w:b/>
+                                <w:bCs/>
+                              </w:rPr>
+                              <w:t>{admins</w:t>
+                            </w:r>
+                            <w:r>
+                              <w:rPr>
+                                <w:b/>
+                                <w:bCs/>
+                              </w:rPr>
+                              <w:t>_sign</w:t>
+                            </w:r>
+                            <w:r>
+                              <w:rPr>
+                                <w:b/>
+                                <w:bCs/>
+                              </w:rPr>
+                              <w:t>}</w:t>
+                            </w:r>
+                          </w:p>
+                          <w:p>
+                            <w:pPr>
+                              <w:jc w:val="center"/>
+                              <w:rPr>
+                                <w:b/>
+                                <w:bCs/>
+                                <w:sz w:val="16"/>
+                                <w:szCs w:val="16"/>
+                              </w:rPr>
+                            </w:pPr>
+                          </w:p>
+                          <w:p>
+                            <w:pPr>
+                              <w:jc w:val="center"/>
+                              <w:rPr>
+                                <w:b/>
+                                <w:bCs/>
+                              </w:rPr>
+                            </w:pPr>
+                          </w:p>
+                          <w:p>
+                            <w:pPr>
+                              <w:jc w:val="center"/>
+                              <w:rPr>
+                                <w:b/>
+                                <w:bCs/>
+                              </w:rPr>
+                            </w:pPr>
+                            <w:r>
+                              <w:rPr>
+                                <w:b/>
+                                <w:bCs/>
+                                <w:cs/>
+                              </w:rPr>
+                              <w:t xml:space="preserve"> </w:t>
+                            </w:r>
+                            <w:bookmarkStart w:id="0" w:name="_GoBack"/>
+                            <w:bookmarkEnd w:id="0"/>
+                            <w:r>
+                              <w:rPr>
+                                <w:b/>
+                                <w:bCs/>
+                              </w:rPr>
+                              <w:t>{</w:t>
+                            </w:r>
+                            <w:r>
+                              <w:rPr>
+                                <w:b/>
+                                <w:bCs/>
+                              </w:rPr>
+                              <w:t>admins_name</w:t>
+                            </w:r>
+                            <w:r>
+                              <w:rPr>
+                                <w:b/>
+                                <w:bCs/>
+                              </w:rPr>
+                              <w:t>}</w:t>
+                            </w:r>
+                            <w:r>
+                              <w:rPr>
+                                <w:b/>
+                                <w:bCs/>
+                              </w:rPr>
+                              <w:br/>
+                              <w:t>{</w:t>
+                            </w:r>
+                            <w:r>
+                              <w:rPr>
+                                <w:b/>
+                                <w:bCs/>
+                              </w:rPr>
+                              <w:t>admins</w:t>
+                            </w:r>
+                            <w:r>
+                              <w:rPr>
+                                <w:b/>
+                                <w:bCs/>
+                              </w:rPr>
+                              <w:t>_position}</w:t>
+                            </w:r>
+                          </w:p>
+                        </w:txbxContent>
+                      </wps:txbx>
+                      <wps:bodyPr rot="0" vert="horz" wrap="square" lIns="91440" tIns="45720" rIns="91440" bIns="45720" anchor="t" anchorCtr="0" upright="1">
+                        <a:noAutofit/>
+                      </wps:bodyPr>
+                    </wps:wsp>
+                  </a:graphicData>
+                </a:graphic>
+                <wp14:sizeRelH relativeFrom="page">
+                  <wp14:pctWidth>0</wp14:pctWidth>
+                </wp14:sizeRelH>
+                <wp14:sizeRelV relativeFrom="page">
+                  <wp14:pctHeight>0</wp14:pctHeight>
+                </wp14:sizeRelV>
+              </wp:anchor>
+            </w:drawing>
+          </mc:Choice>
+          <mc:Fallback>
+            <w:pict>
+              <v:shape w14:anchorId="0F7BF7C1" id="Text Box 2" o:spid="_x0000_s1028" type="#_x0000_t202" style="position:absolute;margin-left:178.3pt;margin-top:11.35pt;width:229.5pt;height:180.75pt;z-index:251664384;visibility:visible;mso-wrap-style:square;mso-width-percent:0;mso-height-percent:0;mso-wrap-distance-left:9pt;mso-wrap-distance-top:0;mso-wrap-distance-right:9pt;mso-wrap-distance-bottom:0;mso-position-horizontal:right;mso-position-horizontal-relative:margin;mso-position-vertical:absolute;mso-position-vertical-relative:text;mso-width-percent:0;mso-height-percent:0;mso-width-relative:page;mso-height-relative:page;v-text-anchor:top" o:gfxdata="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" stroked="f">
+                <v:textbox>
+                  <w:txbxContent>
+                    <w:p>
+                      <w:pPr>
+                        <w:rPr>
+                          <w:b/>
+                          <w:bCs/>
+                          <w:sz w:val="16"/>
+                          <w:szCs w:val="16"/>
+                        </w:rPr>
+                      </w:pPr>
+                      <w:r>
+                        <w:rPr>
+                          <w:b/>
+                          <w:bCs/>
+                        </w:rPr>
+                        <w:t>{admins</w:t>
+                      </w:r>
+                      <w:r>
+                        <w:rPr>
+                          <w:b/>
+                          <w:bCs/>
+                        </w:rPr>
+                        <w:t>_sign</w:t>
+                      </w:r>
+                      <w:r>
+                        <w:rPr>
+                          <w:b/>
+                          <w:bCs/>
+                        </w:rPr>
+                        <w:t>}</w:t>
+                      </w:r>
+                    </w:p>
+                    <w:p>
+                      <w:pPr>
+                        <w:jc w:val="center"/>
+                        <w:rPr>
+                          <w:b/>
+                          <w:bCs/>
+                          <w:sz w:val="16"/>
+                          <w:szCs w:val="16"/>
+                        </w:rPr>
+                      </w:pPr>
+                    </w:p>
+                    <w:p>
+                      <w:pPr>
+                        <w:jc w:val="center"/>
+                        <w:rPr>
+                          <w:b/>
+                          <w:bCs/>
+                        </w:rPr>
+                      </w:pPr>
+                    </w:p>
+                    <w:p>
+                      <w:pPr>
+                        <w:jc w:val="center"/>
+                        <w:rPr>
+                          <w:b/>
+                          <w:bCs/>
+                        </w:rPr>
+                      </w:pPr>
+                      <w:r>
+                        <w:rPr>
+                          <w:b/>
+                          <w:bCs/>
+                          <w:cs/>
+                        </w:rPr>
+                        <w:t xml:space="preserve"> </w:t>
+                      </w:r>
+                      <w:bookmarkStart w:id="1" w:name="_GoBack"/>
+                      <w:bookmarkEnd w:id="1"/>
+                      <w:r>
+                        <w:rPr>
+                          <w:b/>
+                          <w:bCs/>
+                        </w:rPr>
+                        <w:t>{</w:t>
+                      </w:r>
+                      <w:r>
+                        <w:rPr>
+                          <w:b/>
+                          <w:bCs/>
+                        </w:rPr>
+                        <w:t>admins_name</w:t>
+                      </w:r>
+                      <w:r>
+                        <w:rPr>
+                          <w:b/>
+                          <w:bCs/>
+                        </w:rPr>
+                        <w:t>}</w:t>
+                      </w:r>
+                      <w:r>
+                        <w:rPr>
+                          <w:b/>
+                          <w:bCs/>
+                        </w:rPr>
+                        <w:br/>
+                        <w:t>{</w:t>
+                      </w:r>
+                      <w:r>
+                        <w:rPr>
+                          <w:b/>
+                          <w:bCs/>
+                        </w:rPr>
+                        <w:t>admins</w:t>
+                      </w:r>
+                      <w:r>
+                        <w:rPr>
+                          <w:b/>
+                          <w:bCs/>
+                        </w:rPr>
+                        <w:t>_position}</w:t>
+                      </w:r>
+                    </w:p>
+                  </w:txbxContent>
+                </v:textbox>
+                <w10:wrap anchorx="margin"/>
+              </v:shape>
+            </w:pict>
+          </mc:Fallback>
+        </mc:AlternateContent>
+      </w:r>
     </w:p>
     <w:sectPr>
       <w:pgSz w:w="11906" w:h="16838"/>
@@ -1118,7 +1285,7 @@
 </file>
 
 <file path=word/styles.xml><?xml version="1.0" encoding="utf-8"?>
-<w:styles xmlns:mc="http://schemas.openxmlformats.org/markup-compatibility/2006" xmlns:r="http://schemas.openxmlformats.org/officeDocument/2006/relationships" xmlns:w="http://schemas.openxmlformats.org/wordprocessingml/2006/main" xmlns:w14="http://schemas.microsoft.com/office/word/2010/wordml" xmlns:w15="http://schemas.microsoft.com/office/word/2012/wordml" xmlns:w16cex="http://schemas.microsoft.com/office/word/2018/wordml/cex" xmlns:w16cid="http://schemas.microsoft.com/office/word/2016/wordml/cid" xmlns:w16="http://schemas.microsoft.com/office/word/2018/wordml" xmlns:w16sdtdh="http://schemas.microsoft.com/office/word/2020/wordml/sdtdatahash" xmlns:w16se="http://schemas.microsoft.com/office/word/2015/wordml/symex" mc:Ignorable="w14 w15 w16se w16cid w16 w16cex w16sdtdh">
+<w:styles xmlns:mc="http://schemas.openxmlformats.org/markup-compatibility/2006" xmlns:r="http://schemas.openxmlformats.org/officeDocument/2006/relationships" xmlns:w="http://schemas.openxmlformats.org/wordprocessingml/2006/main" xmlns:w14="http://schemas.microsoft.com/office/word/2010/wordml" xmlns:w15="http://schemas.microsoft.com/office/word/2012/wordml" xmlns:w16se="http://schemas.microsoft.com/office/word/2015/wordml/symex" mc:Ignorable="w14 w15 w16se">
   <w:docDefaults>
     <w:rPrDefault>
       <w:rPr>
@@ -1134,7 +1301,7 @@
       </w:pPr>
     </w:pPrDefault>
   </w:docDefaults>
-  <w:latentStyles w:defLockedState="0" w:defUIPriority="99" w:defSemiHidden="0" w:defUnhideWhenUsed="0" w:defQFormat="0" w:count="376">
+  <w:latentStyles w:defLockedState="0" w:defUIPriority="99" w:defSemiHidden="0" w:defUnhideWhenUsed="0" w:defQFormat="0" w:count="371">
     <w:lsdException w:name="Normal" w:uiPriority="0" w:qFormat="1"/>
     <w:lsdException w:name="heading 1" w:uiPriority="9" w:qFormat="1"/>
     <w:lsdException w:name="heading 2" w:semiHidden="1" w:uiPriority="9" w:unhideWhenUsed="1" w:qFormat="1"/>
@@ -1506,23 +1673,18 @@
     <w:lsdException w:name="List Table 5 Dark Accent 6" w:uiPriority="50"/>
     <w:lsdException w:name="List Table 6 Colorful Accent 6" w:uiPriority="51"/>
     <w:lsdException w:name="List Table 7 Colorful Accent 6" w:uiPriority="52"/>
-    <w:lsdException w:name="Mention" w:semiHidden="1" w:unhideWhenUsed="1"/>
-    <w:lsdException w:name="Smart Hyperlink" w:semiHidden="1" w:unhideWhenUsed="1"/>
-    <w:lsdException w:name="Hashtag" w:semiHidden="1" w:unhideWhenUsed="1"/>
-    <w:lsdException w:name="Unresolved Mention" w:semiHidden="1" w:unhideWhenUsed="1"/>
-    <w:lsdException w:name="Smart Link" w:semiHidden="1" w:unhideWhenUsed="1"/>
   </w:latentStyles>
-  <w:style w:type="paragraph" w:default="1" w:styleId="Normal">
+  <w:style w:type="paragraph" w:default="1" w:styleId="a">
     <w:name w:val="Normal"/>
     <w:qFormat/>
   </w:style>
-  <w:style w:type="character" w:default="1" w:styleId="DefaultParagraphFont">
+  <w:style w:type="character" w:default="1" w:styleId="a0">
     <w:name w:val="Default Paragraph Font"/>
     <w:uiPriority w:val="1"/>
     <w:semiHidden/>
     <w:unhideWhenUsed/>
   </w:style>
-  <w:style w:type="table" w:default="1" w:styleId="TableNormal">
+  <w:style w:type="table" w:default="1" w:styleId="a1">
     <w:name w:val="Normal Table"/>
     <w:uiPriority w:val="99"/>
     <w:semiHidden/>
@@ -1537,7 +1699,7 @@
       </w:tblCellMar>
     </w:tblPr>
   </w:style>
-  <w:style w:type="numbering" w:default="1" w:styleId="NoList">
+  <w:style w:type="numbering" w:default="1" w:styleId="a2">
     <w:name w:val="No List"/>
     <w:uiPriority w:val="99"/>
     <w:semiHidden/>

--- a/frontend/public/templates/shift_change_form.docx
+++ b/frontend/public/templates/shift_change_form.docx
@@ -89,6 +89,7 @@
                               </w:rPr>
                               <w:t>{</w:t>
                             </w:r>
+                            <w:proofErr w:type="spellStart"/>
                             <w:r>
                               <w:rPr>
                                 <w:rFonts w:ascii="TH SarabunPSK" w:hAnsi="TH SarabunPSK" w:cs="TH SarabunPSK"/>
@@ -97,6 +98,7 @@
                               </w:rPr>
                               <w:t>change_no</w:t>
                             </w:r>
+                            <w:proofErr w:type="spellEnd"/>
                             <w:r>
                               <w:rPr>
                                 <w:rFonts w:ascii="TH SarabunPSK" w:hAnsi="TH SarabunPSK" w:cs="TH SarabunPSK"/>
@@ -296,7 +298,15 @@
         <w:t xml:space="preserve">  </w:t>
       </w:r>
       <w:r>
-        <w:t>{agency_name}</w:t>
+        <w:t>{</w:t>
+      </w:r>
+      <w:proofErr w:type="spellStart"/>
+      <w:r>
+        <w:t>agency_name</w:t>
+      </w:r>
+      <w:proofErr w:type="spellEnd"/>
+      <w:r>
+        <w:t>}</w:t>
       </w:r>
       <w:r>
         <w:rPr>
@@ -338,7 +348,15 @@
         <w:t xml:space="preserve">   </w:t>
       </w:r>
       <w:r>
-        <w:t>{change_date}</w:t>
+        <w:t>{</w:t>
+      </w:r>
+      <w:proofErr w:type="spellStart"/>
+      <w:r>
+        <w:t>change_date</w:t>
+      </w:r>
+      <w:proofErr w:type="spellEnd"/>
+      <w:r>
+        <w:t>}</w:t>
       </w:r>
     </w:p>
     <w:p>
@@ -374,9 +392,11 @@
       <w:r>
         <w:t>{</w:t>
       </w:r>
+      <w:proofErr w:type="spellStart"/>
       <w:r>
         <w:t>duty_main</w:t>
       </w:r>
+      <w:proofErr w:type="spellEnd"/>
       <w:r>
         <w:t>}</w:t>
       </w:r>
@@ -412,7 +432,15 @@
         <w:t xml:space="preserve">  </w:t>
       </w:r>
       <w:r>
-        <w:t>{sendTo}</w:t>
+        <w:t>{</w:t>
+      </w:r>
+      <w:proofErr w:type="spellStart"/>
+      <w:r>
+        <w:t>sendTo</w:t>
+      </w:r>
+      <w:proofErr w:type="spellEnd"/>
+      <w:r>
+        <w:t>}</w:t>
       </w:r>
     </w:p>
     <w:p>
@@ -430,9 +458,11 @@
       <w:r>
         <w:t>{</w:t>
       </w:r>
+      <w:proofErr w:type="spellStart"/>
       <w:r>
         <w:t>command_num</w:t>
       </w:r>
+      <w:proofErr w:type="spellEnd"/>
       <w:r>
         <w:t>}</w:t>
       </w:r>
@@ -445,14 +475,24 @@
       <w:r>
         <w:t>{</w:t>
       </w:r>
+      <w:proofErr w:type="spellStart"/>
       <w:r>
         <w:t>command_date</w:t>
       </w:r>
+      <w:proofErr w:type="spellEnd"/>
       <w:r>
         <w:t>}</w:t>
       </w:r>
       <w:r>
-        <w:t xml:space="preserve"> {duty_main_full}</w:t>
+        <w:t xml:space="preserve"> {</w:t>
+      </w:r>
+      <w:proofErr w:type="spellStart"/>
+      <w:r>
+        <w:t>duty_main_full</w:t>
+      </w:r>
+      <w:proofErr w:type="spellEnd"/>
+      <w:r>
+        <w:t>}</w:t>
       </w:r>
       <w:r>
         <w:rPr>
@@ -461,7 +501,15 @@
         <w:t xml:space="preserve"> </w:t>
       </w:r>
       <w:r>
-        <w:t xml:space="preserve">{ref_change_no} </w:t>
+        <w:t>{</w:t>
+      </w:r>
+      <w:proofErr w:type="spellStart"/>
+      <w:r>
+        <w:t>ref_change_no</w:t>
+      </w:r>
+      <w:proofErr w:type="spellEnd"/>
+      <w:r>
+        <w:t xml:space="preserve">} </w:t>
       </w:r>
       <w:r>
         <w:rPr>
@@ -488,7 +536,15 @@
         <w:t xml:space="preserve"> มาปฏิบัติงานในวันที่ </w:t>
       </w:r>
       <w:r>
-        <w:t>{ven_date}</w:t>
+        <w:t>{</w:t>
+      </w:r>
+      <w:proofErr w:type="spellStart"/>
+      <w:r>
+        <w:t>ven_date</w:t>
+      </w:r>
+      <w:proofErr w:type="spellEnd"/>
+      <w:r>
+        <w:t>}</w:t>
       </w:r>
       <w:r>
         <w:rPr>
@@ -497,7 +553,15 @@
         <w:t xml:space="preserve"> ตั้งแต่เวลา </w:t>
       </w:r>
       <w:r>
-        <w:t>{ven_time}</w:t>
+        <w:t>{</w:t>
+      </w:r>
+      <w:proofErr w:type="spellStart"/>
+      <w:r>
+        <w:t>ven_time</w:t>
+      </w:r>
+      <w:proofErr w:type="spellEnd"/>
+      <w:r>
+        <w:t>}</w:t>
       </w:r>
       <w:r>
         <w:rPr>
@@ -534,7 +598,15 @@
         <w:t xml:space="preserve"> </w:t>
       </w:r>
       <w:r>
-        <w:t>{swal_comment}</w:t>
+        <w:t>{</w:t>
+      </w:r>
+      <w:proofErr w:type="spellStart"/>
+      <w:r>
+        <w:t>swal_comment</w:t>
+      </w:r>
+      <w:proofErr w:type="spellEnd"/>
+      <w:r>
+        <w:t>}</w:t>
       </w:r>
     </w:p>
     <w:p>
@@ -676,7 +748,6 @@
         <w:ind w:left="2835" w:right="-24"/>
         <w:jc w:val="center"/>
         <w:rPr>
-          <w:rFonts w:hint="cs"/>
           <w:cs/>
         </w:rPr>
       </w:pPr>
@@ -700,16 +771,16 @@
         <mc:AlternateContent>
           <mc:Choice Requires="wps">
             <w:drawing>
-              <wp:anchor distT="0" distB="0" distL="114300" distR="114300" simplePos="0" relativeHeight="251660288" behindDoc="0" locked="0" layoutInCell="1" allowOverlap="1" wp14:anchorId="05CBEAC6" wp14:editId="5FA7571E">
+              <wp:anchor distT="0" distB="0" distL="114300" distR="114300" simplePos="0" relativeHeight="251660288" behindDoc="0" locked="0" layoutInCell="1" allowOverlap="1" wp14:anchorId="05CBEAC6" wp14:editId="6A6F491F">
                 <wp:simplePos x="0" y="0"/>
                 <wp:positionH relativeFrom="column">
-                  <wp:posOffset>-319405</wp:posOffset>
+                  <wp:posOffset>-319406</wp:posOffset>
                 </wp:positionH>
                 <wp:positionV relativeFrom="paragraph">
                   <wp:posOffset>163195</wp:posOffset>
                 </wp:positionV>
-                <wp:extent cx="2914650" cy="2295525"/>
-                <wp:effectExtent l="0" t="0" r="0" b="9525"/>
+                <wp:extent cx="3076575" cy="2295525"/>
+                <wp:effectExtent l="0" t="0" r="9525" b="9525"/>
                 <wp:wrapNone/>
                 <wp:docPr id="3" name="Text Box 3"/>
                 <wp:cNvGraphicFramePr>
@@ -724,7 +795,7 @@
                       <wps:spPr bwMode="auto">
                         <a:xfrm>
                           <a:off x="0" y="0"/>
-                          <a:ext cx="2914650" cy="2295525"/>
+                          <a:ext cx="3076575" cy="2295525"/>
                         </a:xfrm>
                         <a:prstGeom prst="rect">
                           <a:avLst/>
@@ -757,31 +828,19 @@
                               </w:tabs>
                               <w:ind w:left="945"/>
                               <w:rPr>
-                                <w:b/>
-                                <w:bCs/>
                                 <w:sz w:val="16"/>
                                 <w:szCs w:val="16"/>
                               </w:rPr>
                             </w:pPr>
                             <w:r>
-                              <w:rPr>
-                                <w:b/>
-                                <w:bCs/>
-                              </w:rPr>
                               <w:t>{</w:t>
                             </w:r>
-                            <w:r>
-                              <w:rPr>
-                                <w:b/>
-                                <w:bCs/>
-                              </w:rPr>
+                            <w:proofErr w:type="spellStart"/>
+                            <w:r>
                               <w:t>director_sign</w:t>
                             </w:r>
-                            <w:r>
-                              <w:rPr>
-                                <w:b/>
-                                <w:bCs/>
-                              </w:rPr>
+                            <w:proofErr w:type="spellEnd"/>
+                            <w:r>
                               <w:t>}</w:t>
                             </w:r>
                           </w:p>
@@ -789,8 +848,6 @@
                             <w:pPr>
                               <w:jc w:val="center"/>
                               <w:rPr>
-                                <w:b/>
-                                <w:bCs/>
                                 <w:sz w:val="16"/>
                                 <w:szCs w:val="16"/>
                               </w:rPr>
@@ -800,8 +857,6 @@
                             <w:pPr>
                               <w:jc w:val="center"/>
                               <w:rPr>
-                                <w:b/>
-                                <w:bCs/>
                                 <w:sz w:val="16"/>
                                 <w:szCs w:val="16"/>
                               </w:rPr>
@@ -810,34 +865,34 @@
                           <w:p>
                             <w:pPr>
                               <w:jc w:val="center"/>
-                              <w:rPr>
-                                <w:b/>
-                                <w:bCs/>
-                              </w:rPr>
                             </w:pPr>
                           </w:p>
                           <w:p>
                             <w:pPr>
                               <w:jc w:val="center"/>
-                              <w:rPr>
-                                <w:b/>
-                                <w:bCs/>
-                              </w:rPr>
                             </w:pPr>
                             <w:r>
-                              <w:rPr>
-                                <w:b/>
-                                <w:bCs/>
-                              </w:rPr>
-                              <w:t>{director_name}</w:t>
-                            </w:r>
-                            <w:r>
-                              <w:rPr>
-                                <w:b/>
-                                <w:bCs/>
-                              </w:rPr>
+                              <w:t>{</w:t>
+                            </w:r>
+                            <w:proofErr w:type="spellStart"/>
+                            <w:r>
+                              <w:t>director_name</w:t>
+                            </w:r>
+                            <w:proofErr w:type="spellEnd"/>
+                            <w:r>
+                              <w:t>}</w:t>
+                            </w:r>
+                            <w:r>
                               <w:br/>
-                              <w:t>{director_position}</w:t>
+                              <w:t>{</w:t>
+                            </w:r>
+                            <w:proofErr w:type="spellStart"/>
+                            <w:r>
+                              <w:t>director_position</w:t>
+                            </w:r>
+                            <w:proofErr w:type="spellEnd"/>
+                            <w:r>
+                              <w:t>}</w:t>
                             </w:r>
                           </w:p>
                         </w:txbxContent>
@@ -859,7 +914,11 @@
           </mc:Choice>
           <mc:Fallback>
             <w:pict>
-              <v:shape w14:anchorId="05CBEAC6" id="Text Box 3" o:spid="_x0000_s1027" type="#_x0000_t202" style="position:absolute;margin-left:-25.15pt;margin-top:12.85pt;width:229.5pt;height:180.75pt;z-index:251660288;visibility:visible;mso-wrap-style:square;mso-width-percent:0;mso-height-percent:0;mso-wrap-distance-left:9pt;mso-wrap-distance-top:0;mso-wrap-distance-right:9pt;mso-wrap-distance-bottom:0;mso-position-horizontal:absolute;mso-position-horizontal-relative:text;mso-position-vertical:absolute;mso-position-vertical-relative:text;mso-width-percent:0;mso-height-percent:0;mso-width-relative:page;mso-height-relative:page;v-text-anchor:top" o:gfxdata="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" stroked="f">
+              <v:shapetype w14:anchorId="05CBEAC6" id="_x0000_t202" coordsize="21600,21600" o:spt="202" path="m,l,21600r21600,l21600,xe">
+                <v:stroke joinstyle="miter"/>
+                <v:path gradientshapeok="t" o:connecttype="rect"/>
+              </v:shapetype>
+              <v:shape id="Text Box 3" o:spid="_x0000_s1027" type="#_x0000_t202" style="position:absolute;margin-left:-25.15pt;margin-top:12.85pt;width:242.25pt;height:180.75pt;z-index:251660288;visibility:visible;mso-wrap-style:square;mso-width-percent:0;mso-height-percent:0;mso-wrap-distance-left:9pt;mso-wrap-distance-top:0;mso-wrap-distance-right:9pt;mso-wrap-distance-bottom:0;mso-position-horizontal:absolute;mso-position-horizontal-relative:text;mso-position-vertical:absolute;mso-position-vertical-relative:text;mso-width-percent:0;mso-height-percent:0;mso-width-relative:page;mso-height-relative:page;v-text-anchor:top" o:gfxdata="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" stroked="f">
                 <v:textbox>
                   <w:txbxContent>
                     <w:p>
@@ -869,31 +928,19 @@
                         </w:tabs>
                         <w:ind w:left="945"/>
                         <w:rPr>
-                          <w:b/>
-                          <w:bCs/>
                           <w:sz w:val="16"/>
                           <w:szCs w:val="16"/>
                         </w:rPr>
                       </w:pPr>
                       <w:r>
-                        <w:rPr>
-                          <w:b/>
-                          <w:bCs/>
-                        </w:rPr>
                         <w:t>{</w:t>
                       </w:r>
-                      <w:r>
-                        <w:rPr>
-                          <w:b/>
-                          <w:bCs/>
-                        </w:rPr>
+                      <w:proofErr w:type="spellStart"/>
+                      <w:r>
                         <w:t>director_sign</w:t>
                       </w:r>
-                      <w:r>
-                        <w:rPr>
-                          <w:b/>
-                          <w:bCs/>
-                        </w:rPr>
+                      <w:proofErr w:type="spellEnd"/>
+                      <w:r>
                         <w:t>}</w:t>
                       </w:r>
                     </w:p>
@@ -901,8 +948,6 @@
                       <w:pPr>
                         <w:jc w:val="center"/>
                         <w:rPr>
-                          <w:b/>
-                          <w:bCs/>
                           <w:sz w:val="16"/>
                           <w:szCs w:val="16"/>
                         </w:rPr>
@@ -912,8 +957,6 @@
                       <w:pPr>
                         <w:jc w:val="center"/>
                         <w:rPr>
-                          <w:b/>
-                          <w:bCs/>
                           <w:sz w:val="16"/>
                           <w:szCs w:val="16"/>
                         </w:rPr>
@@ -922,34 +965,34 @@
                     <w:p>
                       <w:pPr>
                         <w:jc w:val="center"/>
-                        <w:rPr>
-                          <w:b/>
-                          <w:bCs/>
-                        </w:rPr>
                       </w:pPr>
                     </w:p>
                     <w:p>
                       <w:pPr>
                         <w:jc w:val="center"/>
-                        <w:rPr>
-                          <w:b/>
-                          <w:bCs/>
-                        </w:rPr>
                       </w:pPr>
                       <w:r>
-                        <w:rPr>
-                          <w:b/>
-                          <w:bCs/>
-                        </w:rPr>
-                        <w:t>{director_name}</w:t>
-                      </w:r>
-                      <w:r>
-                        <w:rPr>
-                          <w:b/>
-                          <w:bCs/>
-                        </w:rPr>
+                        <w:t>{</w:t>
+                      </w:r>
+                      <w:proofErr w:type="spellStart"/>
+                      <w:r>
+                        <w:t>director_name</w:t>
+                      </w:r>
+                      <w:proofErr w:type="spellEnd"/>
+                      <w:r>
+                        <w:t>}</w:t>
+                      </w:r>
+                      <w:r>
                         <w:br/>
-                        <w:t>{director_position}</w:t>
+                        <w:t>{</w:t>
+                      </w:r>
+                      <w:proofErr w:type="spellStart"/>
+                      <w:r>
+                        <w:t>director_position</w:t>
+                      </w:r>
+                      <w:proofErr w:type="spellEnd"/>
+                      <w:r>
+                        <w:t>}</w:t>
                       </w:r>
                     </w:p>
                   </w:txbxContent>
@@ -967,16 +1010,16 @@
         <mc:AlternateContent>
           <mc:Choice Requires="wps">
             <w:drawing>
-              <wp:anchor distT="0" distB="0" distL="114300" distR="114300" simplePos="0" relativeHeight="251664384" behindDoc="0" locked="0" layoutInCell="1" allowOverlap="1" wp14:anchorId="0F7BF7C1" wp14:editId="5ADCC861">
+              <wp:anchor distT="0" distB="0" distL="114300" distR="114300" simplePos="0" relativeHeight="251664384" behindDoc="0" locked="0" layoutInCell="1" allowOverlap="1" wp14:anchorId="0F7BF7C1" wp14:editId="2F21B6E3">
                 <wp:simplePos x="0" y="0"/>
                 <wp:positionH relativeFrom="margin">
-                  <wp:align>right</wp:align>
+                  <wp:posOffset>2956560</wp:posOffset>
                 </wp:positionH>
                 <wp:positionV relativeFrom="paragraph">
-                  <wp:posOffset>144145</wp:posOffset>
+                  <wp:posOffset>687070</wp:posOffset>
                 </wp:positionV>
-                <wp:extent cx="2914650" cy="2295525"/>
-                <wp:effectExtent l="0" t="0" r="0" b="9525"/>
+                <wp:extent cx="3171825" cy="2295525"/>
+                <wp:effectExtent l="0" t="0" r="9525" b="9525"/>
                 <wp:wrapNone/>
                 <wp:docPr id="2" name="Text Box 2"/>
                 <wp:cNvGraphicFramePr>
@@ -991,7 +1034,7 @@
                       <wps:spPr bwMode="auto">
                         <a:xfrm>
                           <a:off x="0" y="0"/>
-                          <a:ext cx="2914650" cy="2295525"/>
+                          <a:ext cx="3171825" cy="2295525"/>
                         </a:xfrm>
                         <a:prstGeom prst="rect">
                           <a:avLst/>
@@ -1020,31 +1063,19 @@
                           <w:p>
                             <w:pPr>
                               <w:rPr>
-                                <w:b/>
-                                <w:bCs/>
                                 <w:sz w:val="16"/>
                                 <w:szCs w:val="16"/>
                               </w:rPr>
                             </w:pPr>
                             <w:r>
-                              <w:rPr>
-                                <w:b/>
-                                <w:bCs/>
-                              </w:rPr>
-                              <w:t>{admins</w:t>
-                            </w:r>
-                            <w:r>
-                              <w:rPr>
-                                <w:b/>
-                                <w:bCs/>
-                              </w:rPr>
-                              <w:t>_sign</w:t>
-                            </w:r>
-                            <w:r>
-                              <w:rPr>
-                                <w:b/>
-                                <w:bCs/>
-                              </w:rPr>
+                              <w:t>{</w:t>
+                            </w:r>
+                            <w:proofErr w:type="spellStart"/>
+                            <w:r>
+                              <w:t>admins_sign</w:t>
+                            </w:r>
+                            <w:proofErr w:type="spellEnd"/>
+                            <w:r>
                               <w:t>}</w:t>
                             </w:r>
                           </w:p>
@@ -1052,8 +1083,6 @@
                             <w:pPr>
                               <w:jc w:val="center"/>
                               <w:rPr>
-                                <w:b/>
-                                <w:bCs/>
                                 <w:sz w:val="16"/>
                                 <w:szCs w:val="16"/>
                               </w:rPr>
@@ -1062,73 +1091,45 @@
                           <w:p>
                             <w:pPr>
                               <w:jc w:val="center"/>
-                              <w:rPr>
-                                <w:b/>
-                                <w:bCs/>
-                              </w:rPr>
                             </w:pPr>
                           </w:p>
                           <w:p>
                             <w:pPr>
                               <w:jc w:val="center"/>
+                            </w:pPr>
+                            <w:r>
                               <w:rPr>
-                                <w:b/>
-                                <w:bCs/>
-                              </w:rPr>
-                            </w:pPr>
-                            <w:r>
-                              <w:rPr>
-                                <w:b/>
-                                <w:bCs/>
                                 <w:cs/>
                               </w:rPr>
                               <w:t xml:space="preserve"> </w:t>
                             </w:r>
+                            <w:r>
+                              <w:t>{</w:t>
+                            </w:r>
+                            <w:proofErr w:type="spellStart"/>
+                            <w:r>
+                              <w:t>admins_name</w:t>
+                            </w:r>
+                            <w:proofErr w:type="spellEnd"/>
+                            <w:r>
+                              <w:t>}</w:t>
+                            </w:r>
+                            <w:r>
+                              <w:br/>
+                            </w:r>
                             <w:bookmarkStart w:id="0" w:name="_GoBack"/>
+                            <w:r>
+                              <w:t>{</w:t>
+                            </w:r>
+                            <w:proofErr w:type="spellStart"/>
+                            <w:r>
+                              <w:t>admins_position</w:t>
+                            </w:r>
+                            <w:proofErr w:type="spellEnd"/>
+                            <w:r>
+                              <w:t>}</w:t>
+                            </w:r>
                             <w:bookmarkEnd w:id="0"/>
-                            <w:r>
-                              <w:rPr>
-                                <w:b/>
-                                <w:bCs/>
-                              </w:rPr>
-                              <w:t>{</w:t>
-                            </w:r>
-                            <w:r>
-                              <w:rPr>
-                                <w:b/>
-                                <w:bCs/>
-                              </w:rPr>
-                              <w:t>admins_name</w:t>
-                            </w:r>
-                            <w:r>
-                              <w:rPr>
-                                <w:b/>
-                                <w:bCs/>
-                              </w:rPr>
-                              <w:t>}</w:t>
-                            </w:r>
-                            <w:r>
-                              <w:rPr>
-                                <w:b/>
-                                <w:bCs/>
-                              </w:rPr>
-                              <w:br/>
-                              <w:t>{</w:t>
-                            </w:r>
-                            <w:r>
-                              <w:rPr>
-                                <w:b/>
-                                <w:bCs/>
-                              </w:rPr>
-                              <w:t>admins</w:t>
-                            </w:r>
-                            <w:r>
-                              <w:rPr>
-                                <w:b/>
-                                <w:bCs/>
-                              </w:rPr>
-                              <w:t>_position}</w:t>
-                            </w:r>
                           </w:p>
                         </w:txbxContent>
                       </wps:txbx>
@@ -1149,37 +1150,25 @@
           </mc:Choice>
           <mc:Fallback>
             <w:pict>
-              <v:shape w14:anchorId="0F7BF7C1" id="Text Box 2" o:spid="_x0000_s1028" type="#_x0000_t202" style="position:absolute;margin-left:178.3pt;margin-top:11.35pt;width:229.5pt;height:180.75pt;z-index:251664384;visibility:visible;mso-wrap-style:square;mso-width-percent:0;mso-height-percent:0;mso-wrap-distance-left:9pt;mso-wrap-distance-top:0;mso-wrap-distance-right:9pt;mso-wrap-distance-bottom:0;mso-position-horizontal:right;mso-position-horizontal-relative:margin;mso-position-vertical:absolute;mso-position-vertical-relative:text;mso-width-percent:0;mso-height-percent:0;mso-width-relative:page;mso-height-relative:page;v-text-anchor:top" o:gfxdata="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" stroked="f">
+              <v:shape w14:anchorId="0F7BF7C1" id="Text Box 2" o:spid="_x0000_s1028" type="#_x0000_t202" style="position:absolute;margin-left:232.8pt;margin-top:54.1pt;width:249.75pt;height:180.75pt;z-index:251664384;visibility:visible;mso-wrap-style:square;mso-width-percent:0;mso-height-percent:0;mso-wrap-distance-left:9pt;mso-wrap-distance-top:0;mso-wrap-distance-right:9pt;mso-wrap-distance-bottom:0;mso-position-horizontal:absolute;mso-position-horizontal-relative:margin;mso-position-vertical:absolute;mso-position-vertical-relative:text;mso-width-percent:0;mso-height-percent:0;mso-width-relative:page;mso-height-relative:page;v-text-anchor:top" o:gfxdata="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" stroked="f">
                 <v:textbox>
                   <w:txbxContent>
                     <w:p>
                       <w:pPr>
                         <w:rPr>
-                          <w:b/>
-                          <w:bCs/>
                           <w:sz w:val="16"/>
                           <w:szCs w:val="16"/>
                         </w:rPr>
                       </w:pPr>
                       <w:r>
-                        <w:rPr>
-                          <w:b/>
-                          <w:bCs/>
-                        </w:rPr>
-                        <w:t>{admins</w:t>
-                      </w:r>
-                      <w:r>
-                        <w:rPr>
-                          <w:b/>
-                          <w:bCs/>
-                        </w:rPr>
-                        <w:t>_sign</w:t>
-                      </w:r>
-                      <w:r>
-                        <w:rPr>
-                          <w:b/>
-                          <w:bCs/>
-                        </w:rPr>
+                        <w:t>{</w:t>
+                      </w:r>
+                      <w:proofErr w:type="spellStart"/>
+                      <w:r>
+                        <w:t>admins_sign</w:t>
+                      </w:r>
+                      <w:proofErr w:type="spellEnd"/>
+                      <w:r>
                         <w:t>}</w:t>
                       </w:r>
                     </w:p>
@@ -1187,8 +1176,6 @@
                       <w:pPr>
                         <w:jc w:val="center"/>
                         <w:rPr>
-                          <w:b/>
-                          <w:bCs/>
                           <w:sz w:val="16"/>
                           <w:szCs w:val="16"/>
                         </w:rPr>
@@ -1197,73 +1184,45 @@
                     <w:p>
                       <w:pPr>
                         <w:jc w:val="center"/>
-                        <w:rPr>
-                          <w:b/>
-                          <w:bCs/>
-                        </w:rPr>
                       </w:pPr>
                     </w:p>
                     <w:p>
                       <w:pPr>
                         <w:jc w:val="center"/>
+                      </w:pPr>
+                      <w:r>
                         <w:rPr>
-                          <w:b/>
-                          <w:bCs/>
-                        </w:rPr>
-                      </w:pPr>
-                      <w:r>
-                        <w:rPr>
-                          <w:b/>
-                          <w:bCs/>
                           <w:cs/>
                         </w:rPr>
                         <w:t xml:space="preserve"> </w:t>
                       </w:r>
+                      <w:r>
+                        <w:t>{</w:t>
+                      </w:r>
+                      <w:proofErr w:type="spellStart"/>
+                      <w:r>
+                        <w:t>admins_name</w:t>
+                      </w:r>
+                      <w:proofErr w:type="spellEnd"/>
+                      <w:r>
+                        <w:t>}</w:t>
+                      </w:r>
+                      <w:r>
+                        <w:br/>
+                      </w:r>
                       <w:bookmarkStart w:id="1" w:name="_GoBack"/>
+                      <w:r>
+                        <w:t>{</w:t>
+                      </w:r>
+                      <w:proofErr w:type="spellStart"/>
+                      <w:r>
+                        <w:t>admins_position</w:t>
+                      </w:r>
+                      <w:proofErr w:type="spellEnd"/>
+                      <w:r>
+                        <w:t>}</w:t>
+                      </w:r>
                       <w:bookmarkEnd w:id="1"/>
-                      <w:r>
-                        <w:rPr>
-                          <w:b/>
-                          <w:bCs/>
-                        </w:rPr>
-                        <w:t>{</w:t>
-                      </w:r>
-                      <w:r>
-                        <w:rPr>
-                          <w:b/>
-                          <w:bCs/>
-                        </w:rPr>
-                        <w:t>admins_name</w:t>
-                      </w:r>
-                      <w:r>
-                        <w:rPr>
-                          <w:b/>
-                          <w:bCs/>
-                        </w:rPr>
-                        <w:t>}</w:t>
-                      </w:r>
-                      <w:r>
-                        <w:rPr>
-                          <w:b/>
-                          <w:bCs/>
-                        </w:rPr>
-                        <w:br/>
-                        <w:t>{</w:t>
-                      </w:r>
-                      <w:r>
-                        <w:rPr>
-                          <w:b/>
-                          <w:bCs/>
-                        </w:rPr>
-                        <w:t>admins</w:t>
-                      </w:r>
-                      <w:r>
-                        <w:rPr>
-                          <w:b/>
-                          <w:bCs/>
-                        </w:rPr>
-                        <w:t>_position}</w:t>
-                      </w:r>
                     </w:p>
                   </w:txbxContent>
                 </v:textbox>

--- a/frontend/public/templates/shift_change_form.docx
+++ b/frontend/public/templates/shift_change_form.docx
@@ -169,6 +169,7 @@
                         </w:rPr>
                         <w:t>{</w:t>
                       </w:r>
+                      <w:proofErr w:type="spellStart"/>
                       <w:r>
                         <w:rPr>
                           <w:rFonts w:ascii="TH SarabunPSK" w:hAnsi="TH SarabunPSK" w:cs="TH SarabunPSK"/>
@@ -177,6 +178,7 @@
                         </w:rPr>
                         <w:t>change_no</w:t>
                       </w:r>
+                      <w:proofErr w:type="spellEnd"/>
                       <w:r>
                         <w:rPr>
                           <w:rFonts w:ascii="TH SarabunPSK" w:hAnsi="TH SarabunPSK" w:cs="TH SarabunPSK"/>
@@ -453,7 +455,26 @@
         <w:rPr>
           <w:cs/>
         </w:rPr>
-        <w:t xml:space="preserve">ตามคำสั่งศาลจังหวัดประจวบคีรีขันธ์ที่ </w:t>
+        <w:t>ตามคำสั่ง</w:t>
+      </w:r>
+      <w:r>
+        <w:t>{</w:t>
+      </w:r>
+      <w:proofErr w:type="spellStart"/>
+      <w:r>
+        <w:t>agency_name</w:t>
+      </w:r>
+      <w:proofErr w:type="spellEnd"/>
+      <w:r>
+        <w:t xml:space="preserve">} </w:t>
+      </w:r>
+      <w:bookmarkStart w:id="0" w:name="_GoBack"/>
+      <w:bookmarkEnd w:id="0"/>
+      <w:r>
+        <w:rPr>
+          <w:cs/>
+        </w:rPr>
+        <w:t xml:space="preserve">ที่ </w:t>
       </w:r>
       <w:r>
         <w:t>{</w:t>
@@ -914,11 +935,7 @@
           </mc:Choice>
           <mc:Fallback>
             <w:pict>
-              <v:shapetype w14:anchorId="05CBEAC6" id="_x0000_t202" coordsize="21600,21600" o:spt="202" path="m,l,21600r21600,l21600,xe">
-                <v:stroke joinstyle="miter"/>
-                <v:path gradientshapeok="t" o:connecttype="rect"/>
-              </v:shapetype>
-              <v:shape id="Text Box 3" o:spid="_x0000_s1027" type="#_x0000_t202" style="position:absolute;margin-left:-25.15pt;margin-top:12.85pt;width:242.25pt;height:180.75pt;z-index:251660288;visibility:visible;mso-wrap-style:square;mso-width-percent:0;mso-height-percent:0;mso-wrap-distance-left:9pt;mso-wrap-distance-top:0;mso-wrap-distance-right:9pt;mso-wrap-distance-bottom:0;mso-position-horizontal:absolute;mso-position-horizontal-relative:text;mso-position-vertical:absolute;mso-position-vertical-relative:text;mso-width-percent:0;mso-height-percent:0;mso-width-relative:page;mso-height-relative:page;v-text-anchor:top" o:gfxdata="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" stroked="f">
+              <v:shape w14:anchorId="05CBEAC6" id="Text Box 3" o:spid="_x0000_s1027" type="#_x0000_t202" style="position:absolute;margin-left:-25.15pt;margin-top:12.85pt;width:242.25pt;height:180.75pt;z-index:251660288;visibility:visible;mso-wrap-style:square;mso-width-percent:0;mso-height-percent:0;mso-wrap-distance-left:9pt;mso-wrap-distance-top:0;mso-wrap-distance-right:9pt;mso-wrap-distance-bottom:0;mso-position-horizontal:absolute;mso-position-horizontal-relative:text;mso-position-vertical:absolute;mso-position-vertical-relative:text;mso-width-percent:0;mso-height-percent:0;mso-width-relative:page;mso-height-relative:page;v-text-anchor:top" o:gfxdata="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" stroked="f">
                 <v:textbox>
                   <w:txbxContent>
                     <w:p>
@@ -1116,9 +1133,6 @@
                             </w:r>
                             <w:r>
                               <w:br/>
-                            </w:r>
-                            <w:bookmarkStart w:id="0" w:name="_GoBack"/>
-                            <w:r>
                               <w:t>{</w:t>
                             </w:r>
                             <w:proofErr w:type="spellStart"/>
@@ -1129,7 +1143,6 @@
                             <w:r>
                               <w:t>}</w:t>
                             </w:r>
-                            <w:bookmarkEnd w:id="0"/>
                           </w:p>
                         </w:txbxContent>
                       </wps:txbx>
@@ -1209,9 +1222,6 @@
                       </w:r>
                       <w:r>
                         <w:br/>
-                      </w:r>
-                      <w:bookmarkStart w:id="1" w:name="_GoBack"/>
-                      <w:r>
                         <w:t>{</w:t>
                       </w:r>
                       <w:proofErr w:type="spellStart"/>
@@ -1222,7 +1232,6 @@
                       <w:r>
                         <w:t>}</w:t>
                       </w:r>
-                      <w:bookmarkEnd w:id="1"/>
                     </w:p>
                   </w:txbxContent>
                 </v:textbox>
